--- a/Science Books/Physics/Volume overview/SERIES PLAN - STATUS.docx
+++ b/Science Books/Physics/Volume overview/SERIES PLAN - STATUS.docx
@@ -30,7 +30,7 @@
           <w:sz w:val="20"/>
           <w:szCs w:val="20"/>
         </w:rPr>
-        <w:t xml:space="preserve">Reflects the actual contents of four current manuscripts — Physics Vol. 1 (19 chapters + Prologue, complete), Physics Vol. 2 (7 chapters so far, in progress), The Quantum World (10 chapters + Prologue, Epilogue, and two appendices, finished), and Physics Vol. 3 (17 chapters + Prologue, Epilogue, and Appendix, finished — text complete, chapter illustrations still placeholders). Of the 52 chapters in the original series plan, 21 are done inside Vol. 1/Vol. 2, 13 were done as part of The Quantum World instead, 17 are done as part of Vol. 3, and 1 (Optics, #39) remains fully unassigned. On top of that, 6 chapters were written that were never part of the original plan at all (marked "New" below).</w:t>
+        <w:t>Reflects the actual contents of four current manuscripts — Physics Vol. 1 (19 chapters + Prologue, complete), Physics Vol. 2 (13 chapters + Prologue, Epilogue, Appendix, and back matter, ~45,400 words — text complete; opener art still needed for Ch. 10–11), The Quantum World (10 chapters + Prologue, Epilogue, and two appendices, finished), and Physics Vol. 3 (14 chapters + Prologue, Epilogue, Appendix, Further Reading, and Bibliography, ~31,500 words — text complete, chapter illustrations still placeholders). Of the 52 chapters in the original series plan, 21 are done inside Vol. 1/Vol. 2, 13 were done as part of The Quantum World instead, 17 are done as part of Vol. 3, and 1 (Optics, #39) is now written as a complete standalone chapter in the Volume overview folder but not yet placed in a volume. On top of that, 6 chapters were written that were never part of the original plan at all (marked "New" below).</w:t>
       </w:r>
     </w:p>
     <w:p>
@@ -45,6 +45,26 @@
           <w:szCs w:val="20"/>
         </w:rPr>
         <w:t xml:space="preserve">What changed since the last version of this table:</w:t>
+      </w:r>
+    </w:p>
+    <w:p>
+      <w:r>
+        <w:t>• UPDATED 2026-10-01: Physics Vol. 2 expanded from 32,440 to ~44,900 words. Two new chapters (Ch. 10 Black Holes — Where Gravity Wins; Ch. 11 The Edges of Spacetime), Quantum Gravity and Wormholes renumbered to Ch. 12–13, Ch. 1/2/3/9 expanded, back matter extended (glossary, equations, exercises, further reading, bibliography with MTW, Wald, Hartle, Schutz, Carroll, Poisson &amp; Will). The table below now lists the actual 13-chapter order. Vol. 2 Ch. 7 overlap RESOLVED: its second half, which repeated Vol. 3 Ch. 1–2, was rewritten around the gravity and cosmology side (Big Bang nucleosynthesis, deuterium, neutrino counting, stellar structure, the first stars, supernovae) with a pointer to Vol. 3 for nuclear details; now “The First Three Minutes — How the Elements Were Made”, ~45,400 words total.</w:t>
+      </w:r>
+    </w:p>
+    <w:p>
+      <w:r>
+        <w:t>• UPDATED 2026-10-01: Physics Vol. 3 expanded from 20,109 to ~31,500 words and restructured from 17 to 14 chapters. The four thin strand/knot chapters (old Ch. 10–13, #40–#43) were merged into one chapter, Ch. 10 “Knots, Strands and One Tiny Rule: A Case Study in Speculation”, with mainstream context added (Kelvin’s vortex atoms, skyrmions, Kaluza–Klein, gauge fields as geometry, a checklist for judging such ideas); the strand model stays clearly labeled as a one-person speculative program. Old Ch. 14–17 are now Ch. 11–14. Ch. 1, 2, 4, 6, 7 and 8 gained worked examples and history (binding-energy curve, tunneling in the Sun, fission numbers, radiometric dating; Pauli, Cowan–Reines, Homestake, Super-K, SNO, Majorana, IceCube; Noether, Wu’s parity experiment, CP violation, the omega-minus; Boltzmann counting, Maxwell’s demon, Landauer, Penrose’s entropy estimate; Lyapunov time, the logistic map; Casimir numbers, the Lamb shift, dark-energy density, vacuum metastability), Ch. 3, 5, 9 and 11 got smaller additions, and a Further Reading list and a Bibliography with ISBNs were added. A second pass the same day deepened Ch. 11–14 (worked prior-odds example; temperature and pressure as emergent numbers, the Game of Life, “More Is Different”, critical-point universality; Maxwell’s vortex model, Carnot’s caloric analogy, spring/LC-circuit equivalence; Gödel numbering, quines and von Neumann, the undecidable spectral gap).</w:t>
+      </w:r>
+    </w:p>
+    <w:p>
+      <w:r>
+        <w:t>• RESOLVED 2026-10-01 — “Volume 4”: Vol. 1 and Vol. 2 listed a “Volume 4 — Quantum Technology and the Frontiers of Physics” that never existed in this plan. The quantum items that would have made it up (#12–#14a, #16, #17, #24–#26, #28, Epilogue, Appendices) were spun off into The Quantum World, which is published as its own Science for Everyone book. Decision: the Physics series has three numbered volumes, and The Quantum World is its companion book (no Volume 4). Vol. 2’s “Also in This Series” now lists “Companion book — The Quantum World: quantum mechanics, entanglement, and quantum technology” with an Amazon search link in place of Volume 4. Vol. 1’s KDP files were not changed (see open items there).</w:t>
+      </w:r>
+    </w:p>
+    <w:p>
+      <w:r>
+        <w:t>• UPDATED 2026-10-01 — Volume overview source drafts under 1,000 words: these files are the per-plan-item source drafts that fed Vols. 1–3 and The Quantum World, not a separate book. #28, #29, #30, #31, #33, #34, #40–#44 duplicate finished chapters, so each got a red “STATUS — MERGED” note naming the finished chapter and was otherwise left unchanged; nothing was written twice. #39 Optics, the only one with no finished counterpart, was written out as a complete ~3,000-word chapter (refraction and Snell’s law worked, total internal reflection and fiber optics, mirages, rainbows, blue sky, interference with a home experiment, the diffraction limit, the eye, polarization, lasers, further reading with ISBNs). It is ready to slot into Vol. 1 after Ch. 11 Light but was not inserted into the KDP-ready Vol. 1 files.</w:t>
       </w:r>
     </w:p>
     <w:p>
@@ -1663,7 +1683,7 @@
                 <w:sz w:val="18"/>
                 <w:szCs w:val="18"/>
               </w:rPr>
-              <w:t xml:space="preserve">pulled forward from #33</w:t>
+              <w:t>pulled forward from #33; source draft in Volume overview marked MERGED 2026-10-01</w:t>
             </w:r>
           </w:p>
         </w:tc>
@@ -1795,7 +1815,7 @@
                 <w:sz w:val="18"/>
                 <w:szCs w:val="18"/>
               </w:rPr>
-              <w:t xml:space="preserve">pulled forward from #34</w:t>
+              <w:t>pulled forward from #34; source draft in Volume overview marked MERGED 2026-10-01</w:t>
             </w:r>
           </w:p>
         </w:tc>
@@ -2905,7 +2925,7 @@
                 <w:sz w:val="18"/>
                 <w:szCs w:val="18"/>
               </w:rPr>
-              <w:t xml:space="preserve">Gravity Is Geometry</w:t>
+              <w:t xml:space="preserve">Gravity Is Geometry — Einstein’s Elevator</w:t>
             </w:r>
           </w:p>
         </w:tc>
@@ -2983,7 +3003,7 @@
                 <w:sz w:val="18"/>
                 <w:szCs w:val="18"/>
               </w:rPr>
-              <w:t xml:space="preserve"/>
+              <w:t xml:space="preserve">expanded 2026-10-01 (tidal curvature, Einstein-equation intuition, Mercury)</w:t>
             </w:r>
           </w:p>
         </w:tc>
@@ -3115,7 +3135,7 @@
                 <w:sz w:val="18"/>
                 <w:szCs w:val="18"/>
               </w:rPr>
-              <w:t xml:space="preserve"/>
+              <w:t xml:space="preserve">expanded 2026-10-01 (polarizations, Hulse–Taylor pulsar, GW170817 speed, ringdown, LISA)</w:t>
             </w:r>
           </w:p>
         </w:tc>
@@ -3247,7 +3267,7 @@
                 <w:sz w:val="18"/>
                 <w:szCs w:val="18"/>
               </w:rPr>
-              <w:t xml:space="preserve"/>
+              <w:t xml:space="preserve">expanded 2026-10-01 (Friedmann/Lemaître, superluminal recession, Hubble tension)</w:t>
             </w:r>
           </w:p>
         </w:tc>
@@ -3275,7 +3295,7 @@
                 <w:sz w:val="18"/>
                 <w:szCs w:val="18"/>
               </w:rPr>
-              <w:t xml:space="preserve">11</w:t>
+              <w:t xml:space="preserve">—</w:t>
             </w:r>
           </w:p>
         </w:tc>
@@ -3301,7 +3321,7 @@
                 <w:sz w:val="18"/>
                 <w:szCs w:val="18"/>
               </w:rPr>
-              <w:t xml:space="preserve">The First Three Minutes</w:t>
+              <w:t xml:space="preserve">Dark Matter — The Invisible Architecture</w:t>
             </w:r>
           </w:p>
         </w:tc>
@@ -3327,7 +3347,7 @@
                 <w:sz w:val="18"/>
                 <w:szCs w:val="18"/>
               </w:rPr>
-              <w:t xml:space="preserve">DONE</w:t>
+              <w:t xml:space="preserve">DONE (new)</w:t>
             </w:r>
           </w:p>
         </w:tc>
@@ -3379,7 +3399,7 @@
                 <w:sz w:val="18"/>
                 <w:szCs w:val="18"/>
               </w:rPr>
-              <w:t xml:space="preserve"/>
+              <w:t xml:space="preserve">not in original plan — added while drafting</w:t>
             </w:r>
           </w:p>
         </w:tc>
@@ -3433,7 +3453,7 @@
                 <w:sz w:val="18"/>
                 <w:szCs w:val="18"/>
               </w:rPr>
-              <w:t xml:space="preserve">Time in a Gravitational Universe</w:t>
+              <w:t xml:space="preserve">Dark Energy — Why the Universe Is Speeding Up</w:t>
             </w:r>
           </w:p>
         </w:tc>
@@ -3539,7 +3559,7 @@
                 <w:sz w:val="18"/>
                 <w:szCs w:val="18"/>
               </w:rPr>
-              <w:t xml:space="preserve">15</w:t>
+              <w:t xml:space="preserve">—</w:t>
             </w:r>
           </w:p>
         </w:tc>
@@ -3565,7 +3585,7 @@
                 <w:sz w:val="18"/>
                 <w:szCs w:val="18"/>
               </w:rPr>
-              <w:t xml:space="preserve">Quantum Gravity — Where Our Theories Collide</w:t>
+              <w:t xml:space="preserve">The Cosmic Web — How the Universe Built Itself</w:t>
             </w:r>
           </w:p>
         </w:tc>
@@ -3591,7 +3611,7 @@
                 <w:sz w:val="18"/>
                 <w:szCs w:val="18"/>
               </w:rPr>
-              <w:t xml:space="preserve">DONE</w:t>
+              <w:t xml:space="preserve">DONE (new)</w:t>
             </w:r>
           </w:p>
         </w:tc>
@@ -3643,7 +3663,7 @@
                 <w:sz w:val="18"/>
                 <w:szCs w:val="18"/>
               </w:rPr>
-              <w:t xml:space="preserve">pulled forward from #15 — was also duplicated into The Quantum World, since removed from there (see below)</w:t>
+              <w:t xml:space="preserve">not in original plan — added while drafting</w:t>
             </w:r>
           </w:p>
         </w:tc>
@@ -3671,7 +3691,7 @@
                 <w:sz w:val="18"/>
                 <w:szCs w:val="18"/>
               </w:rPr>
-              <w:t xml:space="preserve">23</w:t>
+              <w:t xml:space="preserve">11</w:t>
             </w:r>
           </w:p>
         </w:tc>
@@ -3697,7 +3717,7 @@
                 <w:sz w:val="18"/>
                 <w:szCs w:val="18"/>
               </w:rPr>
-              <w:t xml:space="preserve">Wormholes — Black Holes, White Holes and Spacetime Shortcuts</w:t>
+              <w:t>The First Three Minutes — How the Elements Were Made</w:t>
             </w:r>
           </w:p>
         </w:tc>
@@ -3775,7 +3795,7 @@
                 <w:sz w:val="18"/>
                 <w:szCs w:val="18"/>
               </w:rPr>
-              <w:t xml:space="preserve">pulled forward from #23</w:t>
+              <w:t>rewritten 2026-10-01: the second half no longer duplicates Vol. 3 Ch. 1–2; it now covers nucleosynthesis, deuterium, neutrino counting, stellar structure, the first stars and supernovae as gravity and cosmology problems, with a pointer to Vol. 3 for the nuclear details</w:t>
             </w:r>
           </w:p>
         </w:tc>
@@ -3784,111 +3804,111 @@
         <w:tc>
           <w:tcPr>
             <w:tcW w:type="dxa" w:w="900"/>
-            <w:shd w:fill="E9F0FA" w:val="clear"/>
-            <w:tcMar>
-              <w:top w:type="dxa" w:w="60"/>
-              <w:left w:type="dxa" w:w="100"/>
-              <w:bottom w:type="dxa" w:w="60"/>
-              <w:right w:type="dxa" w:w="100"/>
-            </w:tcMar>
-          </w:tcPr>
-          <w:p>
-            <w:r>
-              <w:rPr>
-                <w:b w:val="false"/>
-                <w:bCs w:val="false"/>
-                <w:i w:val="false"/>
-                <w:iCs w:val="false"/>
-                <w:color w:val="1A1A1A"/>
-                <w:sz w:val="18"/>
-                <w:szCs w:val="18"/>
-              </w:rPr>
-              <w:t xml:space="preserve">12</w:t>
+            <w:shd w:fill="EAF6EC" w:val="clear"/>
+            <w:tcMar>
+              <w:top w:type="dxa" w:w="60"/>
+              <w:left w:type="dxa" w:w="100"/>
+              <w:bottom w:type="dxa" w:w="60"/>
+              <w:right w:type="dxa" w:w="100"/>
+            </w:tcMar>
+          </w:tcPr>
+          <w:p>
+            <w:r>
+              <w:rPr>
+                <w:b w:val="false"/>
+                <w:bCs w:val="false"/>
+                <w:i w:val="false"/>
+                <w:iCs w:val="false"/>
+                <w:color w:val="1A1A1A"/>
+                <w:sz w:val="18"/>
+                <w:szCs w:val="18"/>
+              </w:rPr>
+              <w:t xml:space="preserve">—</w:t>
             </w:r>
           </w:p>
         </w:tc>
         <w:tc>
           <w:tcPr>
             <w:tcW w:type="dxa" w:w="3600"/>
-            <w:shd w:fill="E9F0FA" w:val="clear"/>
-            <w:tcMar>
-              <w:top w:type="dxa" w:w="60"/>
-              <w:left w:type="dxa" w:w="100"/>
-              <w:bottom w:type="dxa" w:w="60"/>
-              <w:right w:type="dxa" w:w="100"/>
-            </w:tcMar>
-          </w:tcPr>
-          <w:p>
-            <w:r>
-              <w:rPr>
-                <w:b/>
-                <w:bCs/>
-                <w:i w:val="false"/>
-                <w:iCs w:val="false"/>
-                <w:color w:val="1A1A1A"/>
-                <w:sz w:val="18"/>
-                <w:szCs w:val="18"/>
-              </w:rPr>
-              <w:t xml:space="preserve">The Quantum World — Nature Stops Behaving</w:t>
+            <w:shd w:fill="EAF6EC" w:val="clear"/>
+            <w:tcMar>
+              <w:top w:type="dxa" w:w="60"/>
+              <w:left w:type="dxa" w:w="100"/>
+              <w:bottom w:type="dxa" w:w="60"/>
+              <w:right w:type="dxa" w:w="100"/>
+            </w:tcMar>
+          </w:tcPr>
+          <w:p>
+            <w:r>
+              <w:rPr>
+                <w:b/>
+                <w:bCs/>
+                <w:i w:val="false"/>
+                <w:iCs w:val="false"/>
+                <w:color w:val="1A1A1A"/>
+                <w:sz w:val="18"/>
+                <w:szCs w:val="18"/>
+              </w:rPr>
+              <w:t xml:space="preserve">Inflation — How the Universe Got So Enormous</w:t>
             </w:r>
           </w:p>
         </w:tc>
         <w:tc>
           <w:tcPr>
             <w:tcW w:type="dxa" w:w="1500"/>
-            <w:shd w:fill="E9F0FA" w:val="clear"/>
-            <w:tcMar>
-              <w:top w:type="dxa" w:w="60"/>
-              <w:left w:type="dxa" w:w="100"/>
-              <w:bottom w:type="dxa" w:w="60"/>
-              <w:right w:type="dxa" w:w="100"/>
-            </w:tcMar>
-          </w:tcPr>
-          <w:p>
-            <w:r>
-              <w:rPr>
-                <w:b/>
-                <w:bCs/>
-                <w:i w:val="false"/>
-                <w:iCs w:val="false"/>
-                <w:color w:val="1D5FA8"/>
-                <w:sz w:val="18"/>
-                <w:szCs w:val="18"/>
-              </w:rPr>
-              <w:t xml:space="preserve">DONE — spun off</w:t>
+            <w:shd w:fill="EAF6EC" w:val="clear"/>
+            <w:tcMar>
+              <w:top w:type="dxa" w:w="60"/>
+              <w:left w:type="dxa" w:w="100"/>
+              <w:bottom w:type="dxa" w:w="60"/>
+              <w:right w:type="dxa" w:w="100"/>
+            </w:tcMar>
+          </w:tcPr>
+          <w:p>
+            <w:r>
+              <w:rPr>
+                <w:b/>
+                <w:bCs/>
+                <w:i w:val="false"/>
+                <w:iCs w:val="false"/>
+                <w:color w:val="1E7B34"/>
+                <w:sz w:val="18"/>
+                <w:szCs w:val="18"/>
+              </w:rPr>
+              <w:t xml:space="preserve">DONE (new)</w:t>
             </w:r>
           </w:p>
         </w:tc>
         <w:tc>
           <w:tcPr>
             <w:tcW w:type="dxa" w:w="2200"/>
-            <w:shd w:fill="E9F0FA" w:val="clear"/>
-            <w:tcMar>
-              <w:top w:type="dxa" w:w="60"/>
-              <w:left w:type="dxa" w:w="100"/>
-              <w:bottom w:type="dxa" w:w="60"/>
-              <w:right w:type="dxa" w:w="100"/>
-            </w:tcMar>
-          </w:tcPr>
-          <w:p>
-            <w:r>
-              <w:rPr>
-                <w:b w:val="false"/>
-                <w:bCs w:val="false"/>
-                <w:i w:val="false"/>
-                <w:iCs w:val="false"/>
-                <w:color w:val="1A1A1A"/>
-                <w:sz w:val="18"/>
-                <w:szCs w:val="18"/>
-              </w:rPr>
-              <w:t xml:space="preserve">The Quantum World, Ch. 1</w:t>
+            <w:shd w:fill="EAF6EC" w:val="clear"/>
+            <w:tcMar>
+              <w:top w:type="dxa" w:w="60"/>
+              <w:left w:type="dxa" w:w="100"/>
+              <w:bottom w:type="dxa" w:w="60"/>
+              <w:right w:type="dxa" w:w="100"/>
+            </w:tcMar>
+          </w:tcPr>
+          <w:p>
+            <w:r>
+              <w:rPr>
+                <w:b w:val="false"/>
+                <w:bCs w:val="false"/>
+                <w:i w:val="false"/>
+                <w:iCs w:val="false"/>
+                <w:color w:val="1A1A1A"/>
+                <w:sz w:val="18"/>
+                <w:szCs w:val="18"/>
+              </w:rPr>
+              <w:t xml:space="preserve">Vol. 2, Ch. 8</w:t>
             </w:r>
           </w:p>
         </w:tc>
         <w:tc>
           <w:tcPr>
             <w:tcW w:type="dxa" w:w="3200"/>
-            <w:shd w:fill="E9F0FA" w:val="clear"/>
+            <w:shd w:fill="EAF6EC" w:val="clear"/>
             <w:tcMar>
               <w:top w:type="dxa" w:w="60"/>
               <w:left w:type="dxa" w:w="100"/>
@@ -3907,7 +3927,7 @@
                 <w:sz w:val="18"/>
                 <w:szCs w:val="18"/>
               </w:rPr>
-              <w:t xml:space="preserve">spun off into its own finished book, not Physics Vol. 2</w:t>
+              <w:t xml:space="preserve">not in original plan — added while drafting</w:t>
             </w:r>
           </w:p>
         </w:tc>
@@ -3916,111 +3936,111 @@
         <w:tc>
           <w:tcPr>
             <w:tcW w:type="dxa" w:w="900"/>
-            <w:shd w:fill="E9F0FA" w:val="clear"/>
-            <w:tcMar>
-              <w:top w:type="dxa" w:w="60"/>
-              <w:left w:type="dxa" w:w="100"/>
-              <w:bottom w:type="dxa" w:w="60"/>
-              <w:right w:type="dxa" w:w="100"/>
-            </w:tcMar>
-          </w:tcPr>
-          <w:p>
-            <w:r>
-              <w:rPr>
-                <w:b w:val="false"/>
-                <w:bCs w:val="false"/>
-                <w:i w:val="false"/>
-                <w:iCs w:val="false"/>
-                <w:color w:val="1A1A1A"/>
-                <w:sz w:val="18"/>
-                <w:szCs w:val="18"/>
-              </w:rPr>
-              <w:t xml:space="preserve">14a</w:t>
+            <w:shd w:fill="EAF6EC" w:val="clear"/>
+            <w:tcMar>
+              <w:top w:type="dxa" w:w="60"/>
+              <w:left w:type="dxa" w:w="100"/>
+              <w:bottom w:type="dxa" w:w="60"/>
+              <w:right w:type="dxa" w:w="100"/>
+            </w:tcMar>
+          </w:tcPr>
+          <w:p>
+            <w:r>
+              <w:rPr>
+                <w:b w:val="false"/>
+                <w:bCs w:val="false"/>
+                <w:i w:val="false"/>
+                <w:iCs w:val="false"/>
+                <w:color w:val="1A1A1A"/>
+                <w:sz w:val="18"/>
+                <w:szCs w:val="18"/>
+              </w:rPr>
+              <w:t xml:space="preserve">—</w:t>
             </w:r>
           </w:p>
         </w:tc>
         <w:tc>
           <w:tcPr>
             <w:tcW w:type="dxa" w:w="3600"/>
-            <w:shd w:fill="E9F0FA" w:val="clear"/>
-            <w:tcMar>
-              <w:top w:type="dxa" w:w="60"/>
-              <w:left w:type="dxa" w:w="100"/>
-              <w:bottom w:type="dxa" w:w="60"/>
-              <w:right w:type="dxa" w:w="100"/>
-            </w:tcMar>
-          </w:tcPr>
-          <w:p>
-            <w:r>
-              <w:rPr>
-                <w:b/>
-                <w:bCs/>
-                <w:i w:val="false"/>
-                <w:iCs w:val="false"/>
-                <w:color w:val="1A1A1A"/>
-                <w:sz w:val="18"/>
-                <w:szCs w:val="18"/>
-              </w:rPr>
-              <w:t xml:space="preserve">Philosophical Foundations of Quantum Mechanics — Reichenbach</w:t>
+            <w:shd w:fill="EAF6EC" w:val="clear"/>
+            <w:tcMar>
+              <w:top w:type="dxa" w:w="60"/>
+              <w:left w:type="dxa" w:w="100"/>
+              <w:bottom w:type="dxa" w:w="60"/>
+              <w:right w:type="dxa" w:w="100"/>
+            </w:tcMar>
+          </w:tcPr>
+          <w:p>
+            <w:r>
+              <w:rPr>
+                <w:b/>
+                <w:bCs/>
+                <w:i w:val="false"/>
+                <w:iCs w:val="false"/>
+                <w:color w:val="1A1A1A"/>
+                <w:sz w:val="18"/>
+                <w:szCs w:val="18"/>
+              </w:rPr>
+              <w:t xml:space="preserve">Time in a Gravitational Universe</w:t>
             </w:r>
           </w:p>
         </w:tc>
         <w:tc>
           <w:tcPr>
             <w:tcW w:type="dxa" w:w="1500"/>
-            <w:shd w:fill="E9F0FA" w:val="clear"/>
-            <w:tcMar>
-              <w:top w:type="dxa" w:w="60"/>
-              <w:left w:type="dxa" w:w="100"/>
-              <w:bottom w:type="dxa" w:w="60"/>
-              <w:right w:type="dxa" w:w="100"/>
-            </w:tcMar>
-          </w:tcPr>
-          <w:p>
-            <w:r>
-              <w:rPr>
-                <w:b/>
-                <w:bCs/>
-                <w:i w:val="false"/>
-                <w:iCs w:val="false"/>
-                <w:color w:val="1D5FA8"/>
-                <w:sz w:val="18"/>
-                <w:szCs w:val="18"/>
-              </w:rPr>
-              <w:t xml:space="preserve">DONE — spun off</w:t>
+            <w:shd w:fill="EAF6EC" w:val="clear"/>
+            <w:tcMar>
+              <w:top w:type="dxa" w:w="60"/>
+              <w:left w:type="dxa" w:w="100"/>
+              <w:bottom w:type="dxa" w:w="60"/>
+              <w:right w:type="dxa" w:w="100"/>
+            </w:tcMar>
+          </w:tcPr>
+          <w:p>
+            <w:r>
+              <w:rPr>
+                <w:b/>
+                <w:bCs/>
+                <w:i w:val="false"/>
+                <w:iCs w:val="false"/>
+                <w:color w:val="1E7B34"/>
+                <w:sz w:val="18"/>
+                <w:szCs w:val="18"/>
+              </w:rPr>
+              <w:t xml:space="preserve">DONE (new)</w:t>
             </w:r>
           </w:p>
         </w:tc>
         <w:tc>
           <w:tcPr>
             <w:tcW w:type="dxa" w:w="2200"/>
-            <w:shd w:fill="E9F0FA" w:val="clear"/>
-            <w:tcMar>
-              <w:top w:type="dxa" w:w="60"/>
-              <w:left w:type="dxa" w:w="100"/>
-              <w:bottom w:type="dxa" w:w="60"/>
-              <w:right w:type="dxa" w:w="100"/>
-            </w:tcMar>
-          </w:tcPr>
-          <w:p>
-            <w:r>
-              <w:rPr>
-                <w:b w:val="false"/>
-                <w:bCs w:val="false"/>
-                <w:i w:val="false"/>
-                <w:iCs w:val="false"/>
-                <w:color w:val="1A1A1A"/>
-                <w:sz w:val="18"/>
-                <w:szCs w:val="18"/>
-              </w:rPr>
-              <w:t xml:space="preserve">The Quantum World, Ch. 2</w:t>
+            <w:shd w:fill="EAF6EC" w:val="clear"/>
+            <w:tcMar>
+              <w:top w:type="dxa" w:w="60"/>
+              <w:left w:type="dxa" w:w="100"/>
+              <w:bottom w:type="dxa" w:w="60"/>
+              <w:right w:type="dxa" w:w="100"/>
+            </w:tcMar>
+          </w:tcPr>
+          <w:p>
+            <w:r>
+              <w:rPr>
+                <w:b w:val="false"/>
+                <w:bCs w:val="false"/>
+                <w:i w:val="false"/>
+                <w:iCs w:val="false"/>
+                <w:color w:val="1A1A1A"/>
+                <w:sz w:val="18"/>
+                <w:szCs w:val="18"/>
+              </w:rPr>
+              <w:t xml:space="preserve">Vol. 2, Ch. 9</w:t>
             </w:r>
           </w:p>
         </w:tc>
         <w:tc>
           <w:tcPr>
             <w:tcW w:type="dxa" w:w="3200"/>
-            <w:shd w:fill="E9F0FA" w:val="clear"/>
+            <w:shd w:fill="EAF6EC" w:val="clear"/>
             <w:tcMar>
               <w:top w:type="dxa" w:w="60"/>
               <w:left w:type="dxa" w:w="100"/>
@@ -4039,7 +4059,7 @@
                 <w:sz w:val="18"/>
                 <w:szCs w:val="18"/>
               </w:rPr>
-              <w:t xml:space="preserve"/>
+              <w:t xml:space="preserve">not in original plan — added while drafting; expanded 2026-10-01</w:t>
             </w:r>
           </w:p>
         </w:tc>
@@ -4048,111 +4068,111 @@
         <w:tc>
           <w:tcPr>
             <w:tcW w:type="dxa" w:w="900"/>
-            <w:shd w:fill="E9F0FA" w:val="clear"/>
-            <w:tcMar>
-              <w:top w:type="dxa" w:w="60"/>
-              <w:left w:type="dxa" w:w="100"/>
-              <w:bottom w:type="dxa" w:w="60"/>
-              <w:right w:type="dxa" w:w="100"/>
-            </w:tcMar>
-          </w:tcPr>
-          <w:p>
-            <w:r>
-              <w:rPr>
-                <w:b w:val="false"/>
-                <w:bCs w:val="false"/>
-                <w:i w:val="false"/>
-                <w:iCs w:val="false"/>
-                <w:color w:val="1A1A1A"/>
-                <w:sz w:val="18"/>
-                <w:szCs w:val="18"/>
-              </w:rPr>
-              <w:t xml:space="preserve">13</w:t>
+            <w:shd w:fill="EAF6EC" w:val="clear"/>
+            <w:tcMar>
+              <w:top w:type="dxa" w:w="60"/>
+              <w:left w:type="dxa" w:w="100"/>
+              <w:bottom w:type="dxa" w:w="60"/>
+              <w:right w:type="dxa" w:w="100"/>
+            </w:tcMar>
+          </w:tcPr>
+          <w:p>
+            <w:r>
+              <w:rPr>
+                <w:b w:val="false"/>
+                <w:bCs w:val="false"/>
+                <w:i w:val="false"/>
+                <w:iCs w:val="false"/>
+                <w:color w:val="1A1A1A"/>
+                <w:sz w:val="18"/>
+                <w:szCs w:val="18"/>
+              </w:rPr>
+              <w:t xml:space="preserve">—</w:t>
             </w:r>
           </w:p>
         </w:tc>
         <w:tc>
           <w:tcPr>
             <w:tcW w:type="dxa" w:w="3600"/>
-            <w:shd w:fill="E9F0FA" w:val="clear"/>
-            <w:tcMar>
-              <w:top w:type="dxa" w:w="60"/>
-              <w:left w:type="dxa" w:w="100"/>
-              <w:bottom w:type="dxa" w:w="60"/>
-              <w:right w:type="dxa" w:w="100"/>
-            </w:tcMar>
-          </w:tcPr>
-          <w:p>
-            <w:r>
-              <w:rPr>
-                <w:b/>
-                <w:bCs/>
-                <w:i w:val="false"/>
-                <w:iCs w:val="false"/>
-                <w:color w:val="1A1A1A"/>
-                <w:sz w:val="18"/>
-                <w:szCs w:val="18"/>
-              </w:rPr>
-              <w:t xml:space="preserve">Quantum Entanglement — Spooky but Real</w:t>
+            <w:shd w:fill="EAF6EC" w:val="clear"/>
+            <w:tcMar>
+              <w:top w:type="dxa" w:w="60"/>
+              <w:left w:type="dxa" w:w="100"/>
+              <w:bottom w:type="dxa" w:w="60"/>
+              <w:right w:type="dxa" w:w="100"/>
+            </w:tcMar>
+          </w:tcPr>
+          <w:p>
+            <w:r>
+              <w:rPr>
+                <w:b/>
+                <w:bCs/>
+                <w:i w:val="false"/>
+                <w:iCs w:val="false"/>
+                <w:color w:val="1A1A1A"/>
+                <w:sz w:val="18"/>
+                <w:szCs w:val="18"/>
+              </w:rPr>
+              <w:t xml:space="preserve">Black Holes — Where Gravity Wins</w:t>
             </w:r>
           </w:p>
         </w:tc>
         <w:tc>
           <w:tcPr>
             <w:tcW w:type="dxa" w:w="1500"/>
-            <w:shd w:fill="E9F0FA" w:val="clear"/>
-            <w:tcMar>
-              <w:top w:type="dxa" w:w="60"/>
-              <w:left w:type="dxa" w:w="100"/>
-              <w:bottom w:type="dxa" w:w="60"/>
-              <w:right w:type="dxa" w:w="100"/>
-            </w:tcMar>
-          </w:tcPr>
-          <w:p>
-            <w:r>
-              <w:rPr>
-                <w:b/>
-                <w:bCs/>
-                <w:i w:val="false"/>
-                <w:iCs w:val="false"/>
-                <w:color w:val="1D5FA8"/>
-                <w:sz w:val="18"/>
-                <w:szCs w:val="18"/>
-              </w:rPr>
-              <w:t xml:space="preserve">DONE — spun off</w:t>
+            <w:shd w:fill="EAF6EC" w:val="clear"/>
+            <w:tcMar>
+              <w:top w:type="dxa" w:w="60"/>
+              <w:left w:type="dxa" w:w="100"/>
+              <w:bottom w:type="dxa" w:w="60"/>
+              <w:right w:type="dxa" w:w="100"/>
+            </w:tcMar>
+          </w:tcPr>
+          <w:p>
+            <w:r>
+              <w:rPr>
+                <w:b/>
+                <w:bCs/>
+                <w:i w:val="false"/>
+                <w:iCs w:val="false"/>
+                <w:color w:val="1E7B34"/>
+                <w:sz w:val="18"/>
+                <w:szCs w:val="18"/>
+              </w:rPr>
+              <w:t xml:space="preserve">DONE (new)</w:t>
             </w:r>
           </w:p>
         </w:tc>
         <w:tc>
           <w:tcPr>
             <w:tcW w:type="dxa" w:w="2200"/>
-            <w:shd w:fill="E9F0FA" w:val="clear"/>
-            <w:tcMar>
-              <w:top w:type="dxa" w:w="60"/>
-              <w:left w:type="dxa" w:w="100"/>
-              <w:bottom w:type="dxa" w:w="60"/>
-              <w:right w:type="dxa" w:w="100"/>
-            </w:tcMar>
-          </w:tcPr>
-          <w:p>
-            <w:r>
-              <w:rPr>
-                <w:b w:val="false"/>
-                <w:bCs w:val="false"/>
-                <w:i w:val="false"/>
-                <w:iCs w:val="false"/>
-                <w:color w:val="1A1A1A"/>
-                <w:sz w:val="18"/>
-                <w:szCs w:val="18"/>
-              </w:rPr>
-              <w:t xml:space="preserve">The Quantum World, Ch. 3</w:t>
+            <w:shd w:fill="EAF6EC" w:val="clear"/>
+            <w:tcMar>
+              <w:top w:type="dxa" w:w="60"/>
+              <w:left w:type="dxa" w:w="100"/>
+              <w:bottom w:type="dxa" w:w="60"/>
+              <w:right w:type="dxa" w:w="100"/>
+            </w:tcMar>
+          </w:tcPr>
+          <w:p>
+            <w:r>
+              <w:rPr>
+                <w:b w:val="false"/>
+                <w:bCs w:val="false"/>
+                <w:i w:val="false"/>
+                <w:iCs w:val="false"/>
+                <w:color w:val="1A1A1A"/>
+                <w:sz w:val="18"/>
+                <w:szCs w:val="18"/>
+              </w:rPr>
+              <w:t xml:space="preserve">Vol. 2, Ch. 10</w:t>
             </w:r>
           </w:p>
         </w:tc>
         <w:tc>
           <w:tcPr>
             <w:tcW w:type="dxa" w:w="3200"/>
-            <w:shd w:fill="E9F0FA" w:val="clear"/>
+            <w:shd w:fill="EAF6EC" w:val="clear"/>
             <w:tcMar>
               <w:top w:type="dxa" w:w="60"/>
               <w:left w:type="dxa" w:w="100"/>
@@ -4171,7 +4191,7 @@
                 <w:sz w:val="18"/>
                 <w:szCs w:val="18"/>
               </w:rPr>
-              <w:t xml:space="preserve">kept separate from #24 rather than merged</w:t>
+              <w:t xml:space="preserve">written 2026-10-01; opener illustration still needed</w:t>
             </w:r>
           </w:p>
         </w:tc>
@@ -4180,111 +4200,111 @@
         <w:tc>
           <w:tcPr>
             <w:tcW w:type="dxa" w:w="900"/>
-            <w:shd w:fill="E9F0FA" w:val="clear"/>
-            <w:tcMar>
-              <w:top w:type="dxa" w:w="60"/>
-              <w:left w:type="dxa" w:w="100"/>
-              <w:bottom w:type="dxa" w:w="60"/>
-              <w:right w:type="dxa" w:w="100"/>
-            </w:tcMar>
-          </w:tcPr>
-          <w:p>
-            <w:r>
-              <w:rPr>
-                <w:b w:val="false"/>
-                <w:bCs w:val="false"/>
-                <w:i w:val="false"/>
-                <w:iCs w:val="false"/>
-                <w:color w:val="1A1A1A"/>
-                <w:sz w:val="18"/>
-                <w:szCs w:val="18"/>
-              </w:rPr>
-              <w:t xml:space="preserve">24</w:t>
+            <w:shd w:fill="EAF6EC" w:val="clear"/>
+            <w:tcMar>
+              <w:top w:type="dxa" w:w="60"/>
+              <w:left w:type="dxa" w:w="100"/>
+              <w:bottom w:type="dxa" w:w="60"/>
+              <w:right w:type="dxa" w:w="100"/>
+            </w:tcMar>
+          </w:tcPr>
+          <w:p>
+            <w:r>
+              <w:rPr>
+                <w:b w:val="false"/>
+                <w:bCs w:val="false"/>
+                <w:i w:val="false"/>
+                <w:iCs w:val="false"/>
+                <w:color w:val="1A1A1A"/>
+                <w:sz w:val="18"/>
+                <w:szCs w:val="18"/>
+              </w:rPr>
+              <w:t xml:space="preserve">—</w:t>
             </w:r>
           </w:p>
         </w:tc>
         <w:tc>
           <w:tcPr>
             <w:tcW w:type="dxa" w:w="3600"/>
-            <w:shd w:fill="E9F0FA" w:val="clear"/>
-            <w:tcMar>
-              <w:top w:type="dxa" w:w="60"/>
-              <w:left w:type="dxa" w:w="100"/>
-              <w:bottom w:type="dxa" w:w="60"/>
-              <w:right w:type="dxa" w:w="100"/>
-            </w:tcMar>
-          </w:tcPr>
-          <w:p>
-            <w:r>
-              <w:rPr>
-                <w:b/>
-                <w:bCs/>
-                <w:i w:val="false"/>
-                <w:iCs w:val="false"/>
-                <w:color w:val="1A1A1A"/>
-                <w:sz w:val="18"/>
-                <w:szCs w:val="18"/>
-              </w:rPr>
-              <w:t xml:space="preserve">EPR, Bell, Aspect, Zeilinger and Quantum Teleportation</w:t>
+            <w:shd w:fill="EAF6EC" w:val="clear"/>
+            <w:tcMar>
+              <w:top w:type="dxa" w:w="60"/>
+              <w:left w:type="dxa" w:w="100"/>
+              <w:bottom w:type="dxa" w:w="60"/>
+              <w:right w:type="dxa" w:w="100"/>
+            </w:tcMar>
+          </w:tcPr>
+          <w:p>
+            <w:r>
+              <w:rPr>
+                <w:b/>
+                <w:bCs/>
+                <w:i w:val="false"/>
+                <w:iCs w:val="false"/>
+                <w:color w:val="1A1A1A"/>
+                <w:sz w:val="18"/>
+                <w:szCs w:val="18"/>
+              </w:rPr>
+              <w:t xml:space="preserve">The Edges of Spacetime — Singularities, Horizons, and the Limits of Prediction</w:t>
             </w:r>
           </w:p>
         </w:tc>
         <w:tc>
           <w:tcPr>
             <w:tcW w:type="dxa" w:w="1500"/>
-            <w:shd w:fill="E9F0FA" w:val="clear"/>
-            <w:tcMar>
-              <w:top w:type="dxa" w:w="60"/>
-              <w:left w:type="dxa" w:w="100"/>
-              <w:bottom w:type="dxa" w:w="60"/>
-              <w:right w:type="dxa" w:w="100"/>
-            </w:tcMar>
-          </w:tcPr>
-          <w:p>
-            <w:r>
-              <w:rPr>
-                <w:b/>
-                <w:bCs/>
-                <w:i w:val="false"/>
-                <w:iCs w:val="false"/>
-                <w:color w:val="1D5FA8"/>
-                <w:sz w:val="18"/>
-                <w:szCs w:val="18"/>
-              </w:rPr>
-              <w:t xml:space="preserve">DONE — spun off</w:t>
+            <w:shd w:fill="EAF6EC" w:val="clear"/>
+            <w:tcMar>
+              <w:top w:type="dxa" w:w="60"/>
+              <w:left w:type="dxa" w:w="100"/>
+              <w:bottom w:type="dxa" w:w="60"/>
+              <w:right w:type="dxa" w:w="100"/>
+            </w:tcMar>
+          </w:tcPr>
+          <w:p>
+            <w:r>
+              <w:rPr>
+                <w:b/>
+                <w:bCs/>
+                <w:i w:val="false"/>
+                <w:iCs w:val="false"/>
+                <w:color w:val="1E7B34"/>
+                <w:sz w:val="18"/>
+                <w:szCs w:val="18"/>
+              </w:rPr>
+              <w:t xml:space="preserve">DONE (new)</w:t>
             </w:r>
           </w:p>
         </w:tc>
         <w:tc>
           <w:tcPr>
             <w:tcW w:type="dxa" w:w="2200"/>
-            <w:shd w:fill="E9F0FA" w:val="clear"/>
-            <w:tcMar>
-              <w:top w:type="dxa" w:w="60"/>
-              <w:left w:type="dxa" w:w="100"/>
-              <w:bottom w:type="dxa" w:w="60"/>
-              <w:right w:type="dxa" w:w="100"/>
-            </w:tcMar>
-          </w:tcPr>
-          <w:p>
-            <w:r>
-              <w:rPr>
-                <w:b w:val="false"/>
-                <w:bCs w:val="false"/>
-                <w:i w:val="false"/>
-                <w:iCs w:val="false"/>
-                <w:color w:val="1A1A1A"/>
-                <w:sz w:val="18"/>
-                <w:szCs w:val="18"/>
-              </w:rPr>
-              <w:t xml:space="preserve">The Quantum World, Ch. 4</w:t>
+            <w:shd w:fill="EAF6EC" w:val="clear"/>
+            <w:tcMar>
+              <w:top w:type="dxa" w:w="60"/>
+              <w:left w:type="dxa" w:w="100"/>
+              <w:bottom w:type="dxa" w:w="60"/>
+              <w:right w:type="dxa" w:w="100"/>
+            </w:tcMar>
+          </w:tcPr>
+          <w:p>
+            <w:r>
+              <w:rPr>
+                <w:b w:val="false"/>
+                <w:bCs w:val="false"/>
+                <w:i w:val="false"/>
+                <w:iCs w:val="false"/>
+                <w:color w:val="1A1A1A"/>
+                <w:sz w:val="18"/>
+                <w:szCs w:val="18"/>
+              </w:rPr>
+              <w:t xml:space="preserve">Vol. 2, Ch. 11</w:t>
             </w:r>
           </w:p>
         </w:tc>
         <w:tc>
           <w:tcPr>
             <w:tcW w:type="dxa" w:w="3200"/>
-            <w:shd w:fill="E9F0FA" w:val="clear"/>
+            <w:shd w:fill="EAF6EC" w:val="clear"/>
             <w:tcMar>
               <w:top w:type="dxa" w:w="60"/>
               <w:left w:type="dxa" w:w="100"/>
@@ -4303,7 +4323,7 @@
                 <w:sz w:val="18"/>
                 <w:szCs w:val="18"/>
               </w:rPr>
-              <w:t xml:space="preserve">kept separate from #13 rather than merged</w:t>
+              <w:t xml:space="preserve">written 2026-10-01; opener illustration still needed</w:t>
             </w:r>
           </w:p>
         </w:tc>
@@ -4312,111 +4332,111 @@
         <w:tc>
           <w:tcPr>
             <w:tcW w:type="dxa" w:w="900"/>
-            <w:shd w:fill="E9F0FA" w:val="clear"/>
-            <w:tcMar>
-              <w:top w:type="dxa" w:w="60"/>
-              <w:left w:type="dxa" w:w="100"/>
-              <w:bottom w:type="dxa" w:w="60"/>
-              <w:right w:type="dxa" w:w="100"/>
-            </w:tcMar>
-          </w:tcPr>
-          <w:p>
-            <w:r>
-              <w:rPr>
-                <w:b w:val="false"/>
-                <w:bCs w:val="false"/>
-                <w:i w:val="false"/>
-                <w:iCs w:val="false"/>
-                <w:color w:val="1A1A1A"/>
-                <w:sz w:val="18"/>
-                <w:szCs w:val="18"/>
-              </w:rPr>
-              <w:t xml:space="preserve">14</w:t>
+            <w:shd w:fill="EAF6EC" w:val="clear"/>
+            <w:tcMar>
+              <w:top w:type="dxa" w:w="60"/>
+              <w:left w:type="dxa" w:w="100"/>
+              <w:bottom w:type="dxa" w:w="60"/>
+              <w:right w:type="dxa" w:w="100"/>
+            </w:tcMar>
+          </w:tcPr>
+          <w:p>
+            <w:r>
+              <w:rPr>
+                <w:b w:val="false"/>
+                <w:bCs w:val="false"/>
+                <w:i w:val="false"/>
+                <w:iCs w:val="false"/>
+                <w:color w:val="1A1A1A"/>
+                <w:sz w:val="18"/>
+                <w:szCs w:val="18"/>
+              </w:rPr>
+              <w:t xml:space="preserve">15</w:t>
             </w:r>
           </w:p>
         </w:tc>
         <w:tc>
           <w:tcPr>
             <w:tcW w:type="dxa" w:w="3600"/>
-            <w:shd w:fill="E9F0FA" w:val="clear"/>
-            <w:tcMar>
-              <w:top w:type="dxa" w:w="60"/>
-              <w:left w:type="dxa" w:w="100"/>
-              <w:bottom w:type="dxa" w:w="60"/>
-              <w:right w:type="dxa" w:w="100"/>
-            </w:tcMar>
-          </w:tcPr>
-          <w:p>
-            <w:r>
-              <w:rPr>
-                <w:b/>
-                <w:bCs/>
-                <w:i w:val="false"/>
-                <w:iCs w:val="false"/>
-                <w:color w:val="1A1A1A"/>
-                <w:sz w:val="18"/>
-                <w:szCs w:val="18"/>
-              </w:rPr>
-              <w:t xml:space="preserve">Quantum Fields — The Stuff Beneath Particles</w:t>
+            <w:shd w:fill="EAF6EC" w:val="clear"/>
+            <w:tcMar>
+              <w:top w:type="dxa" w:w="60"/>
+              <w:left w:type="dxa" w:w="100"/>
+              <w:bottom w:type="dxa" w:w="60"/>
+              <w:right w:type="dxa" w:w="100"/>
+            </w:tcMar>
+          </w:tcPr>
+          <w:p>
+            <w:r>
+              <w:rPr>
+                <w:b/>
+                <w:bCs/>
+                <w:i w:val="false"/>
+                <w:iCs w:val="false"/>
+                <w:color w:val="1A1A1A"/>
+                <w:sz w:val="18"/>
+                <w:szCs w:val="18"/>
+              </w:rPr>
+              <w:t xml:space="preserve">Quantum Gravity — Where Our Theories Collide</w:t>
             </w:r>
           </w:p>
         </w:tc>
         <w:tc>
           <w:tcPr>
             <w:tcW w:type="dxa" w:w="1500"/>
-            <w:shd w:fill="E9F0FA" w:val="clear"/>
-            <w:tcMar>
-              <w:top w:type="dxa" w:w="60"/>
-              <w:left w:type="dxa" w:w="100"/>
-              <w:bottom w:type="dxa" w:w="60"/>
-              <w:right w:type="dxa" w:w="100"/>
-            </w:tcMar>
-          </w:tcPr>
-          <w:p>
-            <w:r>
-              <w:rPr>
-                <w:b/>
-                <w:bCs/>
-                <w:i w:val="false"/>
-                <w:iCs w:val="false"/>
-                <w:color w:val="1D5FA8"/>
-                <w:sz w:val="18"/>
-                <w:szCs w:val="18"/>
-              </w:rPr>
-              <w:t xml:space="preserve">DONE — spun off</w:t>
+            <w:shd w:fill="EAF6EC" w:val="clear"/>
+            <w:tcMar>
+              <w:top w:type="dxa" w:w="60"/>
+              <w:left w:type="dxa" w:w="100"/>
+              <w:bottom w:type="dxa" w:w="60"/>
+              <w:right w:type="dxa" w:w="100"/>
+            </w:tcMar>
+          </w:tcPr>
+          <w:p>
+            <w:r>
+              <w:rPr>
+                <w:b/>
+                <w:bCs/>
+                <w:i w:val="false"/>
+                <w:iCs w:val="false"/>
+                <w:color w:val="1E7B34"/>
+                <w:sz w:val="18"/>
+                <w:szCs w:val="18"/>
+              </w:rPr>
+              <w:t xml:space="preserve">DONE</w:t>
             </w:r>
           </w:p>
         </w:tc>
         <w:tc>
           <w:tcPr>
             <w:tcW w:type="dxa" w:w="2200"/>
-            <w:shd w:fill="E9F0FA" w:val="clear"/>
-            <w:tcMar>
-              <w:top w:type="dxa" w:w="60"/>
-              <w:left w:type="dxa" w:w="100"/>
-              <w:bottom w:type="dxa" w:w="60"/>
-              <w:right w:type="dxa" w:w="100"/>
-            </w:tcMar>
-          </w:tcPr>
-          <w:p>
-            <w:r>
-              <w:rPr>
-                <w:b w:val="false"/>
-                <w:bCs w:val="false"/>
-                <w:i w:val="false"/>
-                <w:iCs w:val="false"/>
-                <w:color w:val="1A1A1A"/>
-                <w:sz w:val="18"/>
-                <w:szCs w:val="18"/>
-              </w:rPr>
-              <w:t xml:space="preserve">The Quantum World, Ch. 5</w:t>
+            <w:shd w:fill="EAF6EC" w:val="clear"/>
+            <w:tcMar>
+              <w:top w:type="dxa" w:w="60"/>
+              <w:left w:type="dxa" w:w="100"/>
+              <w:bottom w:type="dxa" w:w="60"/>
+              <w:right w:type="dxa" w:w="100"/>
+            </w:tcMar>
+          </w:tcPr>
+          <w:p>
+            <w:r>
+              <w:rPr>
+                <w:b w:val="false"/>
+                <w:bCs w:val="false"/>
+                <w:i w:val="false"/>
+                <w:iCs w:val="false"/>
+                <w:color w:val="1A1A1A"/>
+                <w:sz w:val="18"/>
+                <w:szCs w:val="18"/>
+              </w:rPr>
+              <w:t xml:space="preserve">Vol. 2, Ch. 12</w:t>
             </w:r>
           </w:p>
         </w:tc>
         <w:tc>
           <w:tcPr>
             <w:tcW w:type="dxa" w:w="3200"/>
-            <w:shd w:fill="E9F0FA" w:val="clear"/>
+            <w:shd w:fill="EAF6EC" w:val="clear"/>
             <w:tcMar>
               <w:top w:type="dxa" w:w="60"/>
               <w:left w:type="dxa" w:w="100"/>
@@ -4435,7 +4455,7 @@
                 <w:sz w:val="18"/>
                 <w:szCs w:val="18"/>
               </w:rPr>
-              <w:t xml:space="preserve">kept separate from #28 rather than merged</w:t>
+              <w:t xml:space="preserve">pulled forward from #15 — was also duplicated into The Quantum World, since removed from there (see below)</w:t>
             </w:r>
           </w:p>
         </w:tc>
@@ -4444,111 +4464,111 @@
         <w:tc>
           <w:tcPr>
             <w:tcW w:type="dxa" w:w="900"/>
-            <w:shd w:fill="E9F0FA" w:val="clear"/>
-            <w:tcMar>
-              <w:top w:type="dxa" w:w="60"/>
-              <w:left w:type="dxa" w:w="100"/>
-              <w:bottom w:type="dxa" w:w="60"/>
-              <w:right w:type="dxa" w:w="100"/>
-            </w:tcMar>
-          </w:tcPr>
-          <w:p>
-            <w:r>
-              <w:rPr>
-                <w:b w:val="false"/>
-                <w:bCs w:val="false"/>
-                <w:i w:val="false"/>
-                <w:iCs w:val="false"/>
-                <w:color w:val="1A1A1A"/>
-                <w:sz w:val="18"/>
-                <w:szCs w:val="18"/>
-              </w:rPr>
-              <w:t xml:space="preserve">17</w:t>
+            <w:shd w:fill="EAF6EC" w:val="clear"/>
+            <w:tcMar>
+              <w:top w:type="dxa" w:w="60"/>
+              <w:left w:type="dxa" w:w="100"/>
+              <w:bottom w:type="dxa" w:w="60"/>
+              <w:right w:type="dxa" w:w="100"/>
+            </w:tcMar>
+          </w:tcPr>
+          <w:p>
+            <w:r>
+              <w:rPr>
+                <w:b w:val="false"/>
+                <w:bCs w:val="false"/>
+                <w:i w:val="false"/>
+                <w:iCs w:val="false"/>
+                <w:color w:val="1A1A1A"/>
+                <w:sz w:val="18"/>
+                <w:szCs w:val="18"/>
+              </w:rPr>
+              <w:t xml:space="preserve">23</w:t>
             </w:r>
           </w:p>
         </w:tc>
         <w:tc>
           <w:tcPr>
             <w:tcW w:type="dxa" w:w="3600"/>
-            <w:shd w:fill="E9F0FA" w:val="clear"/>
-            <w:tcMar>
-              <w:top w:type="dxa" w:w="60"/>
-              <w:left w:type="dxa" w:w="100"/>
-              <w:bottom w:type="dxa" w:w="60"/>
-              <w:right w:type="dxa" w:w="100"/>
-            </w:tcMar>
-          </w:tcPr>
-          <w:p>
-            <w:r>
-              <w:rPr>
-                <w:b/>
-                <w:bCs/>
-                <w:i w:val="false"/>
-                <w:iCs w:val="false"/>
-                <w:color w:val="1A1A1A"/>
-                <w:sz w:val="18"/>
-                <w:szCs w:val="18"/>
-              </w:rPr>
-              <w:t xml:space="preserve">QCD — The Strong Force and the Quark World</w:t>
+            <w:shd w:fill="EAF6EC" w:val="clear"/>
+            <w:tcMar>
+              <w:top w:type="dxa" w:w="60"/>
+              <w:left w:type="dxa" w:w="100"/>
+              <w:bottom w:type="dxa" w:w="60"/>
+              <w:right w:type="dxa" w:w="100"/>
+            </w:tcMar>
+          </w:tcPr>
+          <w:p>
+            <w:r>
+              <w:rPr>
+                <w:b/>
+                <w:bCs/>
+                <w:i w:val="false"/>
+                <w:iCs w:val="false"/>
+                <w:color w:val="1A1A1A"/>
+                <w:sz w:val="18"/>
+                <w:szCs w:val="18"/>
+              </w:rPr>
+              <w:t xml:space="preserve">Wormholes — Black Holes, White Holes and Spacetime Shortcuts</w:t>
             </w:r>
           </w:p>
         </w:tc>
         <w:tc>
           <w:tcPr>
             <w:tcW w:type="dxa" w:w="1500"/>
-            <w:shd w:fill="E9F0FA" w:val="clear"/>
-            <w:tcMar>
-              <w:top w:type="dxa" w:w="60"/>
-              <w:left w:type="dxa" w:w="100"/>
-              <w:bottom w:type="dxa" w:w="60"/>
-              <w:right w:type="dxa" w:w="100"/>
-            </w:tcMar>
-          </w:tcPr>
-          <w:p>
-            <w:r>
-              <w:rPr>
-                <w:b/>
-                <w:bCs/>
-                <w:i w:val="false"/>
-                <w:iCs w:val="false"/>
-                <w:color w:val="1D5FA8"/>
-                <w:sz w:val="18"/>
-                <w:szCs w:val="18"/>
-              </w:rPr>
-              <w:t xml:space="preserve">DONE — spun off</w:t>
+            <w:shd w:fill="EAF6EC" w:val="clear"/>
+            <w:tcMar>
+              <w:top w:type="dxa" w:w="60"/>
+              <w:left w:type="dxa" w:w="100"/>
+              <w:bottom w:type="dxa" w:w="60"/>
+              <w:right w:type="dxa" w:w="100"/>
+            </w:tcMar>
+          </w:tcPr>
+          <w:p>
+            <w:r>
+              <w:rPr>
+                <w:b/>
+                <w:bCs/>
+                <w:i w:val="false"/>
+                <w:iCs w:val="false"/>
+                <w:color w:val="1E7B34"/>
+                <w:sz w:val="18"/>
+                <w:szCs w:val="18"/>
+              </w:rPr>
+              <w:t xml:space="preserve">DONE</w:t>
             </w:r>
           </w:p>
         </w:tc>
         <w:tc>
           <w:tcPr>
             <w:tcW w:type="dxa" w:w="2200"/>
-            <w:shd w:fill="E9F0FA" w:val="clear"/>
-            <w:tcMar>
-              <w:top w:type="dxa" w:w="60"/>
-              <w:left w:type="dxa" w:w="100"/>
-              <w:bottom w:type="dxa" w:w="60"/>
-              <w:right w:type="dxa" w:w="100"/>
-            </w:tcMar>
-          </w:tcPr>
-          <w:p>
-            <w:r>
-              <w:rPr>
-                <w:b w:val="false"/>
-                <w:bCs w:val="false"/>
-                <w:i w:val="false"/>
-                <w:iCs w:val="false"/>
-                <w:color w:val="1A1A1A"/>
-                <w:sz w:val="18"/>
-                <w:szCs w:val="18"/>
-              </w:rPr>
-              <w:t xml:space="preserve">The Quantum World, Ch. 6</w:t>
+            <w:shd w:fill="EAF6EC" w:val="clear"/>
+            <w:tcMar>
+              <w:top w:type="dxa" w:w="60"/>
+              <w:left w:type="dxa" w:w="100"/>
+              <w:bottom w:type="dxa" w:w="60"/>
+              <w:right w:type="dxa" w:w="100"/>
+            </w:tcMar>
+          </w:tcPr>
+          <w:p>
+            <w:r>
+              <w:rPr>
+                <w:b w:val="false"/>
+                <w:bCs w:val="false"/>
+                <w:i w:val="false"/>
+                <w:iCs w:val="false"/>
+                <w:color w:val="1A1A1A"/>
+                <w:sz w:val="18"/>
+                <w:szCs w:val="18"/>
+              </w:rPr>
+              <w:t xml:space="preserve">Vol. 2, Ch. 13</w:t>
             </w:r>
           </w:p>
         </w:tc>
         <w:tc>
           <w:tcPr>
             <w:tcW w:type="dxa" w:w="3200"/>
-            <w:shd w:fill="E9F0FA" w:val="clear"/>
+            <w:shd w:fill="EAF6EC" w:val="clear"/>
             <w:tcMar>
               <w:top w:type="dxa" w:w="60"/>
               <w:left w:type="dxa" w:w="100"/>
@@ -4567,7 +4587,7 @@
                 <w:sz w:val="18"/>
                 <w:szCs w:val="18"/>
               </w:rPr>
-              <w:t xml:space="preserve"/>
+              <w:t xml:space="preserve">pulled forward from #23</w:t>
             </w:r>
           </w:p>
         </w:tc>
@@ -4595,7 +4615,7 @@
                 <w:sz w:val="18"/>
                 <w:szCs w:val="18"/>
               </w:rPr>
-              <w:t xml:space="preserve">28</w:t>
+              <w:t xml:space="preserve">12</w:t>
             </w:r>
           </w:p>
         </w:tc>
@@ -4621,7 +4641,7 @@
                 <w:sz w:val="18"/>
                 <w:szCs w:val="18"/>
               </w:rPr>
-              <w:t xml:space="preserve">QED — The Strange Theory of Light and Matter</w:t>
+              <w:t xml:space="preserve">The Quantum World — Nature Stops Behaving</w:t>
             </w:r>
           </w:p>
         </w:tc>
@@ -4673,7 +4693,7 @@
                 <w:sz w:val="18"/>
                 <w:szCs w:val="18"/>
               </w:rPr>
-              <w:t xml:space="preserve">The Quantum World, Ch. 7</w:t>
+              <w:t xml:space="preserve">The Quantum World, Ch. 1</w:t>
             </w:r>
           </w:p>
         </w:tc>
@@ -4699,7 +4719,7 @@
                 <w:sz w:val="18"/>
                 <w:szCs w:val="18"/>
               </w:rPr>
-              <w:t xml:space="preserve">kept separate from #14 rather than merged</w:t>
+              <w:t xml:space="preserve">spun off into its own finished book, not Physics Vol. 2</w:t>
             </w:r>
           </w:p>
         </w:tc>
@@ -4727,7 +4747,7 @@
                 <w:sz w:val="18"/>
                 <w:szCs w:val="18"/>
               </w:rPr>
-              <w:t xml:space="preserve">16</w:t>
+              <w:t xml:space="preserve">14a</w:t>
             </w:r>
           </w:p>
         </w:tc>
@@ -4753,7 +4773,7 @@
                 <w:sz w:val="18"/>
                 <w:szCs w:val="18"/>
               </w:rPr>
-              <w:t xml:space="preserve">Collective Electrodynamics — When Electromagnetism Emerges from Quantum Matter</w:t>
+              <w:t xml:space="preserve">Philosophical Foundations of Quantum Mechanics — Reichenbach</w:t>
             </w:r>
           </w:p>
         </w:tc>
@@ -4805,7 +4825,7 @@
                 <w:sz w:val="18"/>
                 <w:szCs w:val="18"/>
               </w:rPr>
-              <w:t xml:space="preserve">The Quantum World, Ch. 8</w:t>
+              <w:t xml:space="preserve">The Quantum World, Ch. 2</w:t>
             </w:r>
           </w:p>
         </w:tc>
@@ -4859,7 +4879,7 @@
                 <w:sz w:val="18"/>
                 <w:szCs w:val="18"/>
               </w:rPr>
-              <w:t xml:space="preserve">25</w:t>
+              <w:t xml:space="preserve">13</w:t>
             </w:r>
           </w:p>
         </w:tc>
@@ -4885,7 +4905,7 @@
                 <w:sz w:val="18"/>
                 <w:szCs w:val="18"/>
               </w:rPr>
-              <w:t xml:space="preserve">Quantum Cryptography — Alice, Bob and Eve</w:t>
+              <w:t xml:space="preserve">Quantum Entanglement — Spooky but Real</w:t>
             </w:r>
           </w:p>
         </w:tc>
@@ -4937,7 +4957,7 @@
                 <w:sz w:val="18"/>
                 <w:szCs w:val="18"/>
               </w:rPr>
-              <w:t xml:space="preserve">The Quantum World, Ch. 9</w:t>
+              <w:t xml:space="preserve">The Quantum World, Ch. 3</w:t>
             </w:r>
           </w:p>
         </w:tc>
@@ -4963,7 +4983,7 @@
                 <w:sz w:val="18"/>
                 <w:szCs w:val="18"/>
               </w:rPr>
-              <w:t xml:space="preserve">renumbered from Ch. 10 after the Quantum Gravity duplicate was cut</w:t>
+              <w:t xml:space="preserve">kept separate from #24 rather than merged</w:t>
             </w:r>
           </w:p>
         </w:tc>
@@ -4991,7 +5011,7 @@
                 <w:sz w:val="18"/>
                 <w:szCs w:val="18"/>
               </w:rPr>
-              <w:t xml:space="preserve">26</w:t>
+              <w:t xml:space="preserve">24</w:t>
             </w:r>
           </w:p>
         </w:tc>
@@ -5017,7 +5037,7 @@
                 <w:sz w:val="18"/>
                 <w:szCs w:val="18"/>
               </w:rPr>
-              <w:t xml:space="preserve">Quantum Computing — Today to One Thousand Years From Now</w:t>
+              <w:t xml:space="preserve">EPR, Bell, Aspect, Zeilinger and Quantum Teleportation</w:t>
             </w:r>
           </w:p>
         </w:tc>
@@ -5069,7 +5089,7 @@
                 <w:sz w:val="18"/>
                 <w:szCs w:val="18"/>
               </w:rPr>
-              <w:t xml:space="preserve">The Quantum World, Ch. 10</w:t>
+              <w:t xml:space="preserve">The Quantum World, Ch. 4</w:t>
             </w:r>
           </w:p>
         </w:tc>
@@ -5095,7 +5115,7 @@
                 <w:sz w:val="18"/>
                 <w:szCs w:val="18"/>
               </w:rPr>
-              <w:t xml:space="preserve">renumbered from Ch. 11 after the Quantum Gravity duplicate was cut</w:t>
+              <w:t xml:space="preserve">kept separate from #13 rather than merged</w:t>
             </w:r>
           </w:p>
         </w:tc>
@@ -5123,7 +5143,7 @@
                 <w:sz w:val="18"/>
                 <w:szCs w:val="18"/>
               </w:rPr>
-              <w:t xml:space="preserve">Epilogue</w:t>
+              <w:t xml:space="preserve">14</w:t>
             </w:r>
           </w:p>
         </w:tc>
@@ -5149,7 +5169,7 @@
                 <w:sz w:val="18"/>
                 <w:szCs w:val="18"/>
               </w:rPr>
-              <w:t xml:space="preserve">Simulated Existence, Holographic Universe, and What Is Real</w:t>
+              <w:t xml:space="preserve">Quantum Fields — The Stuff Beneath Particles</w:t>
             </w:r>
           </w:p>
         </w:tc>
@@ -5201,7 +5221,7 @@
                 <w:sz w:val="18"/>
                 <w:szCs w:val="18"/>
               </w:rPr>
-              <w:t xml:space="preserve">The Quantum World, Epilogue</w:t>
+              <w:t xml:space="preserve">The Quantum World, Ch. 5</w:t>
             </w:r>
           </w:p>
         </w:tc>
@@ -5227,7 +5247,7 @@
                 <w:sz w:val="18"/>
                 <w:szCs w:val="18"/>
               </w:rPr>
-              <w:t xml:space="preserve">moved here from the Physics-series plan</w:t>
+              <w:t xml:space="preserve">kept separate from #28 rather than merged</w:t>
             </w:r>
           </w:p>
         </w:tc>
@@ -5255,7 +5275,7 @@
                 <w:sz w:val="18"/>
                 <w:szCs w:val="18"/>
               </w:rPr>
-              <w:t xml:space="preserve">Appendix 1</w:t>
+              <w:t xml:space="preserve">17</w:t>
             </w:r>
           </w:p>
         </w:tc>
@@ -5281,7 +5301,7 @@
                 <w:sz w:val="18"/>
                 <w:szCs w:val="18"/>
               </w:rPr>
-              <w:t xml:space="preserve">Core Ideas and Unresolved Questions</w:t>
+              <w:t xml:space="preserve">QCD — The Strong Force and the Quark World</w:t>
             </w:r>
           </w:p>
         </w:tc>
@@ -5333,7 +5353,7 @@
                 <w:sz w:val="18"/>
                 <w:szCs w:val="18"/>
               </w:rPr>
-              <w:t xml:space="preserve">The Quantum World, Appendix 1</w:t>
+              <w:t xml:space="preserve">The Quantum World, Ch. 6</w:t>
             </w:r>
           </w:p>
         </w:tc>
@@ -5359,7 +5379,7 @@
                 <w:sz w:val="18"/>
                 <w:szCs w:val="18"/>
               </w:rPr>
-              <w:t xml:space="preserve">moved here from the Physics-series plan</w:t>
+              <w:t xml:space="preserve"/>
             </w:r>
           </w:p>
         </w:tc>
@@ -5387,7 +5407,7 @@
                 <w:sz w:val="18"/>
                 <w:szCs w:val="18"/>
               </w:rPr>
-              <w:t xml:space="preserve">Appendix 2</w:t>
+              <w:t xml:space="preserve">28</w:t>
             </w:r>
           </w:p>
         </w:tc>
@@ -5413,7 +5433,7 @@
                 <w:sz w:val="18"/>
                 <w:szCs w:val="18"/>
               </w:rPr>
-              <w:t xml:space="preserve">What We Actually Learned</w:t>
+              <w:t xml:space="preserve">QED — The Strange Theory of Light and Matter</w:t>
             </w:r>
           </w:p>
         </w:tc>
@@ -5465,7 +5485,7 @@
                 <w:sz w:val="18"/>
                 <w:szCs w:val="18"/>
               </w:rPr>
-              <w:t xml:space="preserve">The Quantum World, Appendix 2</w:t>
+              <w:t xml:space="preserve">The Quantum World, Ch. 7</w:t>
             </w:r>
           </w:p>
         </w:tc>
@@ -5491,7 +5511,7 @@
                 <w:sz w:val="18"/>
                 <w:szCs w:val="18"/>
               </w:rPr>
-              <w:t xml:space="preserve">moved here from the Physics-series plan</w:t>
+              <w:t>kept separate from #14 rather than merged; source draft in Volume overview marked MERGED 2026-10-01</w:t>
             </w:r>
           </w:p>
         </w:tc>
@@ -5500,111 +5520,111 @@
         <w:tc>
           <w:tcPr>
             <w:tcW w:type="dxa" w:w="900"/>
-            <w:shd w:fill="E4F5EF" w:val="clear"/>
-            <w:tcMar>
-              <w:top w:type="dxa" w:w="60"/>
-              <w:left w:type="dxa" w:w="100"/>
-              <w:bottom w:type="dxa" w:w="60"/>
-              <w:right w:type="dxa" w:w="100"/>
-            </w:tcMar>
-          </w:tcPr>
-          <w:p>
-            <w:r>
-              <w:rPr>
-                <w:b w:val="false"/>
-                <w:bCs w:val="false"/>
-                <w:i w:val="false"/>
-                <w:iCs w:val="false"/>
-                <w:color w:val="1A1A1A"/>
-                <w:sz w:val="18"/>
-                <w:szCs w:val="18"/>
-              </w:rPr>
-              <w:t xml:space="preserve">29</w:t>
+            <w:shd w:fill="E9F0FA" w:val="clear"/>
+            <w:tcMar>
+              <w:top w:type="dxa" w:w="60"/>
+              <w:left w:type="dxa" w:w="100"/>
+              <w:bottom w:type="dxa" w:w="60"/>
+              <w:right w:type="dxa" w:w="100"/>
+            </w:tcMar>
+          </w:tcPr>
+          <w:p>
+            <w:r>
+              <w:rPr>
+                <w:b w:val="false"/>
+                <w:bCs w:val="false"/>
+                <w:i w:val="false"/>
+                <w:iCs w:val="false"/>
+                <w:color w:val="1A1A1A"/>
+                <w:sz w:val="18"/>
+                <w:szCs w:val="18"/>
+              </w:rPr>
+              <w:t xml:space="preserve">16</w:t>
             </w:r>
           </w:p>
         </w:tc>
         <w:tc>
           <w:tcPr>
             <w:tcW w:type="dxa" w:w="3600"/>
-            <w:shd w:fill="E4F5EF" w:val="clear"/>
-            <w:tcMar>
-              <w:top w:type="dxa" w:w="60"/>
-              <w:left w:type="dxa" w:w="100"/>
-              <w:bottom w:type="dxa" w:w="60"/>
-              <w:right w:type="dxa" w:w="100"/>
-            </w:tcMar>
-          </w:tcPr>
-          <w:p>
-            <w:r>
-              <w:rPr>
-                <w:b/>
-                <w:bCs/>
-                <w:i w:val="false"/>
-                <w:iCs w:val="false"/>
-                <w:color w:val="1A1A1A"/>
-                <w:sz w:val="18"/>
-                <w:szCs w:val="18"/>
-              </w:rPr>
-              <w:t xml:space="preserve">Nuclear Physics — The Tiny Nucleus With the Enormous Attitude</w:t>
+            <w:shd w:fill="E9F0FA" w:val="clear"/>
+            <w:tcMar>
+              <w:top w:type="dxa" w:w="60"/>
+              <w:left w:type="dxa" w:w="100"/>
+              <w:bottom w:type="dxa" w:w="60"/>
+              <w:right w:type="dxa" w:w="100"/>
+            </w:tcMar>
+          </w:tcPr>
+          <w:p>
+            <w:r>
+              <w:rPr>
+                <w:b/>
+                <w:bCs/>
+                <w:i w:val="false"/>
+                <w:iCs w:val="false"/>
+                <w:color w:val="1A1A1A"/>
+                <w:sz w:val="18"/>
+                <w:szCs w:val="18"/>
+              </w:rPr>
+              <w:t xml:space="preserve">Collective Electrodynamics — When Electromagnetism Emerges from Quantum Matter</w:t>
             </w:r>
           </w:p>
         </w:tc>
         <w:tc>
           <w:tcPr>
             <w:tcW w:type="dxa" w:w="1500"/>
-            <w:shd w:fill="E4F5EF" w:val="clear"/>
-            <w:tcMar>
-              <w:top w:type="dxa" w:w="60"/>
-              <w:left w:type="dxa" w:w="100"/>
-              <w:bottom w:type="dxa" w:w="60"/>
-              <w:right w:type="dxa" w:w="100"/>
-            </w:tcMar>
-          </w:tcPr>
-          <w:p>
-            <w:r>
-              <w:rPr>
-                <w:b/>
-                <w:bCs/>
-                <w:i w:val="false"/>
-                <w:iCs w:val="false"/>
-                <w:color w:val="0F6E6E"/>
-                <w:sz w:val="18"/>
-                <w:szCs w:val="18"/>
-              </w:rPr>
-              <w:t xml:space="preserve">DRAFTED — Vol. 3</w:t>
+            <w:shd w:fill="E9F0FA" w:val="clear"/>
+            <w:tcMar>
+              <w:top w:type="dxa" w:w="60"/>
+              <w:left w:type="dxa" w:w="100"/>
+              <w:bottom w:type="dxa" w:w="60"/>
+              <w:right w:type="dxa" w:w="100"/>
+            </w:tcMar>
+          </w:tcPr>
+          <w:p>
+            <w:r>
+              <w:rPr>
+                <w:b/>
+                <w:bCs/>
+                <w:i w:val="false"/>
+                <w:iCs w:val="false"/>
+                <w:color w:val="1D5FA8"/>
+                <w:sz w:val="18"/>
+                <w:szCs w:val="18"/>
+              </w:rPr>
+              <w:t xml:space="preserve">DONE — spun off</w:t>
             </w:r>
           </w:p>
         </w:tc>
         <w:tc>
           <w:tcPr>
             <w:tcW w:type="dxa" w:w="2200"/>
-            <w:shd w:fill="E4F5EF" w:val="clear"/>
-            <w:tcMar>
-              <w:top w:type="dxa" w:w="60"/>
-              <w:left w:type="dxa" w:w="100"/>
-              <w:bottom w:type="dxa" w:w="60"/>
-              <w:right w:type="dxa" w:w="100"/>
-            </w:tcMar>
-          </w:tcPr>
-          <w:p>
-            <w:r>
-              <w:rPr>
-                <w:b w:val="false"/>
-                <w:bCs w:val="false"/>
-                <w:i w:val="false"/>
-                <w:iCs w:val="false"/>
-                <w:color w:val="1A1A1A"/>
-                <w:sz w:val="18"/>
-                <w:szCs w:val="18"/>
-              </w:rPr>
-              <w:t xml:space="preserve">Vol. 3, Ch. 1</w:t>
+            <w:shd w:fill="E9F0FA" w:val="clear"/>
+            <w:tcMar>
+              <w:top w:type="dxa" w:w="60"/>
+              <w:left w:type="dxa" w:w="100"/>
+              <w:bottom w:type="dxa" w:w="60"/>
+              <w:right w:type="dxa" w:w="100"/>
+            </w:tcMar>
+          </w:tcPr>
+          <w:p>
+            <w:r>
+              <w:rPr>
+                <w:b w:val="false"/>
+                <w:bCs w:val="false"/>
+                <w:i w:val="false"/>
+                <w:iCs w:val="false"/>
+                <w:color w:val="1A1A1A"/>
+                <w:sz w:val="18"/>
+                <w:szCs w:val="18"/>
+              </w:rPr>
+              <w:t xml:space="preserve">The Quantum World, Ch. 8</w:t>
             </w:r>
           </w:p>
         </w:tc>
         <w:tc>
           <w:tcPr>
             <w:tcW w:type="dxa" w:w="3200"/>
-            <w:shd w:fill="E4F5EF" w:val="clear"/>
+            <w:shd w:fill="E9F0FA" w:val="clear"/>
             <w:tcMar>
               <w:top w:type="dxa" w:w="60"/>
               <w:left w:type="dxa" w:w="100"/>
@@ -5623,7 +5643,7 @@
                 <w:sz w:val="18"/>
                 <w:szCs w:val="18"/>
               </w:rPr>
-              <w:t xml:space="preserve">Part I: The Particle Zoo, Settled — drafted</w:t>
+              <w:t xml:space="preserve"/>
             </w:r>
           </w:p>
         </w:tc>
@@ -5632,111 +5652,111 @@
         <w:tc>
           <w:tcPr>
             <w:tcW w:type="dxa" w:w="900"/>
-            <w:shd w:fill="E4F5EF" w:val="clear"/>
-            <w:tcMar>
-              <w:top w:type="dxa" w:w="60"/>
-              <w:left w:type="dxa" w:w="100"/>
-              <w:bottom w:type="dxa" w:w="60"/>
-              <w:right w:type="dxa" w:w="100"/>
-            </w:tcMar>
-          </w:tcPr>
-          <w:p>
-            <w:r>
-              <w:rPr>
-                <w:b w:val="false"/>
-                <w:bCs w:val="false"/>
-                <w:i w:val="false"/>
-                <w:iCs w:val="false"/>
-                <w:color w:val="1A1A1A"/>
-                <w:sz w:val="18"/>
-                <w:szCs w:val="18"/>
-              </w:rPr>
-              <w:t xml:space="preserve">30</w:t>
+            <w:shd w:fill="E9F0FA" w:val="clear"/>
+            <w:tcMar>
+              <w:top w:type="dxa" w:w="60"/>
+              <w:left w:type="dxa" w:w="100"/>
+              <w:bottom w:type="dxa" w:w="60"/>
+              <w:right w:type="dxa" w:w="100"/>
+            </w:tcMar>
+          </w:tcPr>
+          <w:p>
+            <w:r>
+              <w:rPr>
+                <w:b w:val="false"/>
+                <w:bCs w:val="false"/>
+                <w:i w:val="false"/>
+                <w:iCs w:val="false"/>
+                <w:color w:val="1A1A1A"/>
+                <w:sz w:val="18"/>
+                <w:szCs w:val="18"/>
+              </w:rPr>
+              <w:t xml:space="preserve">25</w:t>
             </w:r>
           </w:p>
         </w:tc>
         <w:tc>
           <w:tcPr>
             <w:tcW w:type="dxa" w:w="3600"/>
-            <w:shd w:fill="E4F5EF" w:val="clear"/>
-            <w:tcMar>
-              <w:top w:type="dxa" w:w="60"/>
-              <w:left w:type="dxa" w:w="100"/>
-              <w:bottom w:type="dxa" w:w="60"/>
-              <w:right w:type="dxa" w:w="100"/>
-            </w:tcMar>
-          </w:tcPr>
-          <w:p>
-            <w:r>
-              <w:rPr>
-                <w:b/>
-                <w:bCs/>
-                <w:i w:val="false"/>
-                <w:iCs w:val="false"/>
-                <w:color w:val="1A1A1A"/>
-                <w:sz w:val="18"/>
-                <w:szCs w:val="18"/>
-              </w:rPr>
-              <w:t xml:space="preserve">Neutrinos — The Particles That Refuse to Be Seen</w:t>
+            <w:shd w:fill="E9F0FA" w:val="clear"/>
+            <w:tcMar>
+              <w:top w:type="dxa" w:w="60"/>
+              <w:left w:type="dxa" w:w="100"/>
+              <w:bottom w:type="dxa" w:w="60"/>
+              <w:right w:type="dxa" w:w="100"/>
+            </w:tcMar>
+          </w:tcPr>
+          <w:p>
+            <w:r>
+              <w:rPr>
+                <w:b/>
+                <w:bCs/>
+                <w:i w:val="false"/>
+                <w:iCs w:val="false"/>
+                <w:color w:val="1A1A1A"/>
+                <w:sz w:val="18"/>
+                <w:szCs w:val="18"/>
+              </w:rPr>
+              <w:t xml:space="preserve">Quantum Cryptography — Alice, Bob and Eve</w:t>
             </w:r>
           </w:p>
         </w:tc>
         <w:tc>
           <w:tcPr>
             <w:tcW w:type="dxa" w:w="1500"/>
-            <w:shd w:fill="E4F5EF" w:val="clear"/>
-            <w:tcMar>
-              <w:top w:type="dxa" w:w="60"/>
-              <w:left w:type="dxa" w:w="100"/>
-              <w:bottom w:type="dxa" w:w="60"/>
-              <w:right w:type="dxa" w:w="100"/>
-            </w:tcMar>
-          </w:tcPr>
-          <w:p>
-            <w:r>
-              <w:rPr>
-                <w:b/>
-                <w:bCs/>
-                <w:i w:val="false"/>
-                <w:iCs w:val="false"/>
-                <w:color w:val="0F6E6E"/>
-                <w:sz w:val="18"/>
-                <w:szCs w:val="18"/>
-              </w:rPr>
-              <w:t xml:space="preserve">DRAFTED — Vol. 3</w:t>
+            <w:shd w:fill="E9F0FA" w:val="clear"/>
+            <w:tcMar>
+              <w:top w:type="dxa" w:w="60"/>
+              <w:left w:type="dxa" w:w="100"/>
+              <w:bottom w:type="dxa" w:w="60"/>
+              <w:right w:type="dxa" w:w="100"/>
+            </w:tcMar>
+          </w:tcPr>
+          <w:p>
+            <w:r>
+              <w:rPr>
+                <w:b/>
+                <w:bCs/>
+                <w:i w:val="false"/>
+                <w:iCs w:val="false"/>
+                <w:color w:val="1D5FA8"/>
+                <w:sz w:val="18"/>
+                <w:szCs w:val="18"/>
+              </w:rPr>
+              <w:t xml:space="preserve">DONE — spun off</w:t>
             </w:r>
           </w:p>
         </w:tc>
         <w:tc>
           <w:tcPr>
             <w:tcW w:type="dxa" w:w="2200"/>
-            <w:shd w:fill="E4F5EF" w:val="clear"/>
-            <w:tcMar>
-              <w:top w:type="dxa" w:w="60"/>
-              <w:left w:type="dxa" w:w="100"/>
-              <w:bottom w:type="dxa" w:w="60"/>
-              <w:right w:type="dxa" w:w="100"/>
-            </w:tcMar>
-          </w:tcPr>
-          <w:p>
-            <w:r>
-              <w:rPr>
-                <w:b w:val="false"/>
-                <w:bCs w:val="false"/>
-                <w:i w:val="false"/>
-                <w:iCs w:val="false"/>
-                <w:color w:val="1A1A1A"/>
-                <w:sz w:val="18"/>
-                <w:szCs w:val="18"/>
-              </w:rPr>
-              <w:t xml:space="preserve">Vol. 3, Ch. 2</w:t>
+            <w:shd w:fill="E9F0FA" w:val="clear"/>
+            <w:tcMar>
+              <w:top w:type="dxa" w:w="60"/>
+              <w:left w:type="dxa" w:w="100"/>
+              <w:bottom w:type="dxa" w:w="60"/>
+              <w:right w:type="dxa" w:w="100"/>
+            </w:tcMar>
+          </w:tcPr>
+          <w:p>
+            <w:r>
+              <w:rPr>
+                <w:b w:val="false"/>
+                <w:bCs w:val="false"/>
+                <w:i w:val="false"/>
+                <w:iCs w:val="false"/>
+                <w:color w:val="1A1A1A"/>
+                <w:sz w:val="18"/>
+                <w:szCs w:val="18"/>
+              </w:rPr>
+              <w:t xml:space="preserve">The Quantum World, Ch. 9</w:t>
             </w:r>
           </w:p>
         </w:tc>
         <w:tc>
           <w:tcPr>
             <w:tcW w:type="dxa" w:w="3200"/>
-            <w:shd w:fill="E4F5EF" w:val="clear"/>
+            <w:shd w:fill="E9F0FA" w:val="clear"/>
             <w:tcMar>
               <w:top w:type="dxa" w:w="60"/>
               <w:left w:type="dxa" w:w="100"/>
@@ -5755,7 +5775,7 @@
                 <w:sz w:val="18"/>
                 <w:szCs w:val="18"/>
               </w:rPr>
-              <w:t xml:space="preserve">Part I: The Particle Zoo, Settled — drafted</w:t>
+              <w:t xml:space="preserve">renumbered from Ch. 10 after the Quantum Gravity duplicate was cut</w:t>
             </w:r>
           </w:p>
         </w:tc>
@@ -5764,111 +5784,111 @@
         <w:tc>
           <w:tcPr>
             <w:tcW w:type="dxa" w:w="900"/>
-            <w:shd w:fill="E4F5EF" w:val="clear"/>
-            <w:tcMar>
-              <w:top w:type="dxa" w:w="60"/>
-              <w:left w:type="dxa" w:w="100"/>
-              <w:bottom w:type="dxa" w:w="60"/>
-              <w:right w:type="dxa" w:w="100"/>
-            </w:tcMar>
-          </w:tcPr>
-          <w:p>
-            <w:r>
-              <w:rPr>
-                <w:b w:val="false"/>
-                <w:bCs w:val="false"/>
-                <w:i w:val="false"/>
-                <w:iCs w:val="false"/>
-                <w:color w:val="1A1A1A"/>
-                <w:sz w:val="18"/>
-                <w:szCs w:val="18"/>
-              </w:rPr>
-              <w:t xml:space="preserve">18</w:t>
+            <w:shd w:fill="E9F0FA" w:val="clear"/>
+            <w:tcMar>
+              <w:top w:type="dxa" w:w="60"/>
+              <w:left w:type="dxa" w:w="100"/>
+              <w:bottom w:type="dxa" w:w="60"/>
+              <w:right w:type="dxa" w:w="100"/>
+            </w:tcMar>
+          </w:tcPr>
+          <w:p>
+            <w:r>
+              <w:rPr>
+                <w:b w:val="false"/>
+                <w:bCs w:val="false"/>
+                <w:i w:val="false"/>
+                <w:iCs w:val="false"/>
+                <w:color w:val="1A1A1A"/>
+                <w:sz w:val="18"/>
+                <w:szCs w:val="18"/>
+              </w:rPr>
+              <w:t xml:space="preserve">26</w:t>
             </w:r>
           </w:p>
         </w:tc>
         <w:tc>
           <w:tcPr>
             <w:tcW w:type="dxa" w:w="3600"/>
-            <w:shd w:fill="E4F5EF" w:val="clear"/>
-            <w:tcMar>
-              <w:top w:type="dxa" w:w="60"/>
-              <w:left w:type="dxa" w:w="100"/>
-              <w:bottom w:type="dxa" w:w="60"/>
-              <w:right w:type="dxa" w:w="100"/>
-            </w:tcMar>
-          </w:tcPr>
-          <w:p>
-            <w:r>
-              <w:rPr>
-                <w:b/>
-                <w:bCs/>
-                <w:i w:val="false"/>
-                <w:iCs w:val="false"/>
-                <w:color w:val="1A1A1A"/>
-                <w:sz w:val="18"/>
-                <w:szCs w:val="18"/>
-              </w:rPr>
-              <w:t xml:space="preserve">The Particle Zoo and the Standard Model</w:t>
+            <w:shd w:fill="E9F0FA" w:val="clear"/>
+            <w:tcMar>
+              <w:top w:type="dxa" w:w="60"/>
+              <w:left w:type="dxa" w:w="100"/>
+              <w:bottom w:type="dxa" w:w="60"/>
+              <w:right w:type="dxa" w:w="100"/>
+            </w:tcMar>
+          </w:tcPr>
+          <w:p>
+            <w:r>
+              <w:rPr>
+                <w:b/>
+                <w:bCs/>
+                <w:i w:val="false"/>
+                <w:iCs w:val="false"/>
+                <w:color w:val="1A1A1A"/>
+                <w:sz w:val="18"/>
+                <w:szCs w:val="18"/>
+              </w:rPr>
+              <w:t xml:space="preserve">Quantum Computing — Today to One Thousand Years From Now</w:t>
             </w:r>
           </w:p>
         </w:tc>
         <w:tc>
           <w:tcPr>
             <w:tcW w:type="dxa" w:w="1500"/>
-            <w:shd w:fill="E4F5EF" w:val="clear"/>
-            <w:tcMar>
-              <w:top w:type="dxa" w:w="60"/>
-              <w:left w:type="dxa" w:w="100"/>
-              <w:bottom w:type="dxa" w:w="60"/>
-              <w:right w:type="dxa" w:w="100"/>
-            </w:tcMar>
-          </w:tcPr>
-          <w:p>
-            <w:r>
-              <w:rPr>
-                <w:b/>
-                <w:bCs/>
-                <w:i w:val="false"/>
-                <w:iCs w:val="false"/>
-                <w:color w:val="0F6E6E"/>
-                <w:sz w:val="18"/>
-                <w:szCs w:val="18"/>
-              </w:rPr>
-              <w:t xml:space="preserve">DRAFTED — Vol. 3</w:t>
+            <w:shd w:fill="E9F0FA" w:val="clear"/>
+            <w:tcMar>
+              <w:top w:type="dxa" w:w="60"/>
+              <w:left w:type="dxa" w:w="100"/>
+              <w:bottom w:type="dxa" w:w="60"/>
+              <w:right w:type="dxa" w:w="100"/>
+            </w:tcMar>
+          </w:tcPr>
+          <w:p>
+            <w:r>
+              <w:rPr>
+                <w:b/>
+                <w:bCs/>
+                <w:i w:val="false"/>
+                <w:iCs w:val="false"/>
+                <w:color w:val="1D5FA8"/>
+                <w:sz w:val="18"/>
+                <w:szCs w:val="18"/>
+              </w:rPr>
+              <w:t xml:space="preserve">DONE — spun off</w:t>
             </w:r>
           </w:p>
         </w:tc>
         <w:tc>
           <w:tcPr>
             <w:tcW w:type="dxa" w:w="2200"/>
-            <w:shd w:fill="E4F5EF" w:val="clear"/>
-            <w:tcMar>
-              <w:top w:type="dxa" w:w="60"/>
-              <w:left w:type="dxa" w:w="100"/>
-              <w:bottom w:type="dxa" w:w="60"/>
-              <w:right w:type="dxa" w:w="100"/>
-            </w:tcMar>
-          </w:tcPr>
-          <w:p>
-            <w:r>
-              <w:rPr>
-                <w:b w:val="false"/>
-                <w:bCs w:val="false"/>
-                <w:i w:val="false"/>
-                <w:iCs w:val="false"/>
-                <w:color w:val="1A1A1A"/>
-                <w:sz w:val="18"/>
-                <w:szCs w:val="18"/>
-              </w:rPr>
-              <w:t xml:space="preserve">Vol. 3, Ch. 3</w:t>
+            <w:shd w:fill="E9F0FA" w:val="clear"/>
+            <w:tcMar>
+              <w:top w:type="dxa" w:w="60"/>
+              <w:left w:type="dxa" w:w="100"/>
+              <w:bottom w:type="dxa" w:w="60"/>
+              <w:right w:type="dxa" w:w="100"/>
+            </w:tcMar>
+          </w:tcPr>
+          <w:p>
+            <w:r>
+              <w:rPr>
+                <w:b w:val="false"/>
+                <w:bCs w:val="false"/>
+                <w:i w:val="false"/>
+                <w:iCs w:val="false"/>
+                <w:color w:val="1A1A1A"/>
+                <w:sz w:val="18"/>
+                <w:szCs w:val="18"/>
+              </w:rPr>
+              <w:t xml:space="preserve">The Quantum World, Ch. 10</w:t>
             </w:r>
           </w:p>
         </w:tc>
         <w:tc>
           <w:tcPr>
             <w:tcW w:type="dxa" w:w="3200"/>
-            <w:shd w:fill="E4F5EF" w:val="clear"/>
+            <w:shd w:fill="E9F0FA" w:val="clear"/>
             <w:tcMar>
               <w:top w:type="dxa" w:w="60"/>
               <w:left w:type="dxa" w:w="100"/>
@@ -5887,7 +5907,7 @@
                 <w:sz w:val="18"/>
                 <w:szCs w:val="18"/>
               </w:rPr>
-              <w:t xml:space="preserve">Part I: The Particle Zoo, Settled — drafted; close cousin of #17 (used in The Quantum World, Ch. 6), but distinct enough to stand alone</w:t>
+              <w:t xml:space="preserve">renumbered from Ch. 11 after the Quantum Gravity duplicate was cut</w:t>
             </w:r>
           </w:p>
         </w:tc>
@@ -5896,111 +5916,111 @@
         <w:tc>
           <w:tcPr>
             <w:tcW w:type="dxa" w:w="900"/>
-            <w:shd w:fill="E4F5EF" w:val="clear"/>
-            <w:tcMar>
-              <w:top w:type="dxa" w:w="60"/>
-              <w:left w:type="dxa" w:w="100"/>
-              <w:bottom w:type="dxa" w:w="60"/>
-              <w:right w:type="dxa" w:w="100"/>
-            </w:tcMar>
-          </w:tcPr>
-          <w:p>
-            <w:r>
-              <w:rPr>
-                <w:b w:val="false"/>
-                <w:bCs w:val="false"/>
-                <w:i w:val="false"/>
-                <w:iCs w:val="false"/>
-                <w:color w:val="1A1A1A"/>
-                <w:sz w:val="18"/>
-                <w:szCs w:val="18"/>
-              </w:rPr>
-              <w:t xml:space="preserve">31</w:t>
+            <w:shd w:fill="E9F0FA" w:val="clear"/>
+            <w:tcMar>
+              <w:top w:type="dxa" w:w="60"/>
+              <w:left w:type="dxa" w:w="100"/>
+              <w:bottom w:type="dxa" w:w="60"/>
+              <w:right w:type="dxa" w:w="100"/>
+            </w:tcMar>
+          </w:tcPr>
+          <w:p>
+            <w:r>
+              <w:rPr>
+                <w:b w:val="false"/>
+                <w:bCs w:val="false"/>
+                <w:i w:val="false"/>
+                <w:iCs w:val="false"/>
+                <w:color w:val="1A1A1A"/>
+                <w:sz w:val="18"/>
+                <w:szCs w:val="18"/>
+              </w:rPr>
+              <w:t xml:space="preserve">Epilogue</w:t>
             </w:r>
           </w:p>
         </w:tc>
         <w:tc>
           <w:tcPr>
             <w:tcW w:type="dxa" w:w="3600"/>
-            <w:shd w:fill="E4F5EF" w:val="clear"/>
-            <w:tcMar>
-              <w:top w:type="dxa" w:w="60"/>
-              <w:left w:type="dxa" w:w="100"/>
-              <w:bottom w:type="dxa" w:w="60"/>
-              <w:right w:type="dxa" w:w="100"/>
-            </w:tcMar>
-          </w:tcPr>
-          <w:p>
-            <w:r>
-              <w:rPr>
-                <w:b/>
-                <w:bCs/>
-                <w:i w:val="false"/>
-                <w:iCs w:val="false"/>
-                <w:color w:val="1A1A1A"/>
-                <w:sz w:val="18"/>
-                <w:szCs w:val="18"/>
-              </w:rPr>
-              <w:t xml:space="preserve">Symmetry — The Universe Has Rules and It Is Suspiciously Fond of Them</w:t>
+            <w:shd w:fill="E9F0FA" w:val="clear"/>
+            <w:tcMar>
+              <w:top w:type="dxa" w:w="60"/>
+              <w:left w:type="dxa" w:w="100"/>
+              <w:bottom w:type="dxa" w:w="60"/>
+              <w:right w:type="dxa" w:w="100"/>
+            </w:tcMar>
+          </w:tcPr>
+          <w:p>
+            <w:r>
+              <w:rPr>
+                <w:b/>
+                <w:bCs/>
+                <w:i w:val="false"/>
+                <w:iCs w:val="false"/>
+                <w:color w:val="1A1A1A"/>
+                <w:sz w:val="18"/>
+                <w:szCs w:val="18"/>
+              </w:rPr>
+              <w:t xml:space="preserve">Simulated Existence, Holographic Universe, and What Is Real</w:t>
             </w:r>
           </w:p>
         </w:tc>
         <w:tc>
           <w:tcPr>
             <w:tcW w:type="dxa" w:w="1500"/>
-            <w:shd w:fill="E4F5EF" w:val="clear"/>
-            <w:tcMar>
-              <w:top w:type="dxa" w:w="60"/>
-              <w:left w:type="dxa" w:w="100"/>
-              <w:bottom w:type="dxa" w:w="60"/>
-              <w:right w:type="dxa" w:w="100"/>
-            </w:tcMar>
-          </w:tcPr>
-          <w:p>
-            <w:r>
-              <w:rPr>
-                <w:b/>
-                <w:bCs/>
-                <w:i w:val="false"/>
-                <w:iCs w:val="false"/>
-                <w:color w:val="0F6E6E"/>
-                <w:sz w:val="18"/>
-                <w:szCs w:val="18"/>
-              </w:rPr>
-              <w:t xml:space="preserve">DRAFTED — Vol. 3</w:t>
+            <w:shd w:fill="E9F0FA" w:val="clear"/>
+            <w:tcMar>
+              <w:top w:type="dxa" w:w="60"/>
+              <w:left w:type="dxa" w:w="100"/>
+              <w:bottom w:type="dxa" w:w="60"/>
+              <w:right w:type="dxa" w:w="100"/>
+            </w:tcMar>
+          </w:tcPr>
+          <w:p>
+            <w:r>
+              <w:rPr>
+                <w:b/>
+                <w:bCs/>
+                <w:i w:val="false"/>
+                <w:iCs w:val="false"/>
+                <w:color w:val="1D5FA8"/>
+                <w:sz w:val="18"/>
+                <w:szCs w:val="18"/>
+              </w:rPr>
+              <w:t xml:space="preserve">DONE — spun off</w:t>
             </w:r>
           </w:p>
         </w:tc>
         <w:tc>
           <w:tcPr>
             <w:tcW w:type="dxa" w:w="2200"/>
-            <w:shd w:fill="E4F5EF" w:val="clear"/>
-            <w:tcMar>
-              <w:top w:type="dxa" w:w="60"/>
-              <w:left w:type="dxa" w:w="100"/>
-              <w:bottom w:type="dxa" w:w="60"/>
-              <w:right w:type="dxa" w:w="100"/>
-            </w:tcMar>
-          </w:tcPr>
-          <w:p>
-            <w:r>
-              <w:rPr>
-                <w:b w:val="false"/>
-                <w:bCs w:val="false"/>
-                <w:i w:val="false"/>
-                <w:iCs w:val="false"/>
-                <w:color w:val="1A1A1A"/>
-                <w:sz w:val="18"/>
-                <w:szCs w:val="18"/>
-              </w:rPr>
-              <w:t xml:space="preserve">Vol. 3, Ch. 4</w:t>
+            <w:shd w:fill="E9F0FA" w:val="clear"/>
+            <w:tcMar>
+              <w:top w:type="dxa" w:w="60"/>
+              <w:left w:type="dxa" w:w="100"/>
+              <w:bottom w:type="dxa" w:w="60"/>
+              <w:right w:type="dxa" w:w="100"/>
+            </w:tcMar>
+          </w:tcPr>
+          <w:p>
+            <w:r>
+              <w:rPr>
+                <w:b w:val="false"/>
+                <w:bCs w:val="false"/>
+                <w:i w:val="false"/>
+                <w:iCs w:val="false"/>
+                <w:color w:val="1A1A1A"/>
+                <w:sz w:val="18"/>
+                <w:szCs w:val="18"/>
+              </w:rPr>
+              <w:t xml:space="preserve">The Quantum World, Epilogue</w:t>
             </w:r>
           </w:p>
         </w:tc>
         <w:tc>
           <w:tcPr>
             <w:tcW w:type="dxa" w:w="3200"/>
-            <w:shd w:fill="E4F5EF" w:val="clear"/>
+            <w:shd w:fill="E9F0FA" w:val="clear"/>
             <w:tcMar>
               <w:top w:type="dxa" w:w="60"/>
               <w:left w:type="dxa" w:w="100"/>
@@ -6019,7 +6039,7 @@
                 <w:sz w:val="18"/>
                 <w:szCs w:val="18"/>
               </w:rPr>
-              <w:t xml:space="preserve">Part I: The Particle Zoo, Settled — drafted</w:t>
+              <w:t xml:space="preserve">moved here from the Physics-series plan</w:t>
             </w:r>
           </w:p>
         </w:tc>
@@ -6028,111 +6048,111 @@
         <w:tc>
           <w:tcPr>
             <w:tcW w:type="dxa" w:w="900"/>
-            <w:shd w:fill="E4F5EF" w:val="clear"/>
-            <w:tcMar>
-              <w:top w:type="dxa" w:w="60"/>
-              <w:left w:type="dxa" w:w="100"/>
-              <w:bottom w:type="dxa" w:w="60"/>
-              <w:right w:type="dxa" w:w="100"/>
-            </w:tcMar>
-          </w:tcPr>
-          <w:p>
-            <w:r>
-              <w:rPr>
-                <w:b w:val="false"/>
-                <w:bCs w:val="false"/>
-                <w:i w:val="false"/>
-                <w:iCs w:val="false"/>
-                <w:color w:val="1A1A1A"/>
-                <w:sz w:val="18"/>
-                <w:szCs w:val="18"/>
-              </w:rPr>
-              <w:t xml:space="preserve">45</w:t>
+            <w:shd w:fill="E9F0FA" w:val="clear"/>
+            <w:tcMar>
+              <w:top w:type="dxa" w:w="60"/>
+              <w:left w:type="dxa" w:w="100"/>
+              <w:bottom w:type="dxa" w:w="60"/>
+              <w:right w:type="dxa" w:w="100"/>
+            </w:tcMar>
+          </w:tcPr>
+          <w:p>
+            <w:r>
+              <w:rPr>
+                <w:b w:val="false"/>
+                <w:bCs w:val="false"/>
+                <w:i w:val="false"/>
+                <w:iCs w:val="false"/>
+                <w:color w:val="1A1A1A"/>
+                <w:sz w:val="18"/>
+                <w:szCs w:val="18"/>
+              </w:rPr>
+              <w:t xml:space="preserve">Appendix 1</w:t>
             </w:r>
           </w:p>
         </w:tc>
         <w:tc>
           <w:tcPr>
             <w:tcW w:type="dxa" w:w="3600"/>
-            <w:shd w:fill="E4F5EF" w:val="clear"/>
-            <w:tcMar>
-              <w:top w:type="dxa" w:w="60"/>
-              <w:left w:type="dxa" w:w="100"/>
-              <w:bottom w:type="dxa" w:w="60"/>
-              <w:right w:type="dxa" w:w="100"/>
-            </w:tcMar>
-          </w:tcPr>
-          <w:p>
-            <w:r>
-              <w:rPr>
-                <w:b/>
-                <w:bCs/>
-                <w:i w:val="false"/>
-                <w:iCs w:val="false"/>
-                <w:color w:val="1A1A1A"/>
-                <w:sz w:val="18"/>
-                <w:szCs w:val="18"/>
-              </w:rPr>
-              <w:t xml:space="preserve">Semiconductors — How We Taught Matter to Think</w:t>
+            <w:shd w:fill="E9F0FA" w:val="clear"/>
+            <w:tcMar>
+              <w:top w:type="dxa" w:w="60"/>
+              <w:left w:type="dxa" w:w="100"/>
+              <w:bottom w:type="dxa" w:w="60"/>
+              <w:right w:type="dxa" w:w="100"/>
+            </w:tcMar>
+          </w:tcPr>
+          <w:p>
+            <w:r>
+              <w:rPr>
+                <w:b/>
+                <w:bCs/>
+                <w:i w:val="false"/>
+                <w:iCs w:val="false"/>
+                <w:color w:val="1A1A1A"/>
+                <w:sz w:val="18"/>
+                <w:szCs w:val="18"/>
+              </w:rPr>
+              <w:t xml:space="preserve">Core Ideas and Unresolved Questions</w:t>
             </w:r>
           </w:p>
         </w:tc>
         <w:tc>
           <w:tcPr>
             <w:tcW w:type="dxa" w:w="1500"/>
-            <w:shd w:fill="E4F5EF" w:val="clear"/>
-            <w:tcMar>
-              <w:top w:type="dxa" w:w="60"/>
-              <w:left w:type="dxa" w:w="100"/>
-              <w:bottom w:type="dxa" w:w="60"/>
-              <w:right w:type="dxa" w:w="100"/>
-            </w:tcMar>
-          </w:tcPr>
-          <w:p>
-            <w:r>
-              <w:rPr>
-                <w:b/>
-                <w:bCs/>
-                <w:i w:val="false"/>
-                <w:iCs w:val="false"/>
-                <w:color w:val="0F6E6E"/>
-                <w:sz w:val="18"/>
-                <w:szCs w:val="18"/>
-              </w:rPr>
-              <w:t xml:space="preserve">DRAFTED — Vol. 3</w:t>
+            <w:shd w:fill="E9F0FA" w:val="clear"/>
+            <w:tcMar>
+              <w:top w:type="dxa" w:w="60"/>
+              <w:left w:type="dxa" w:w="100"/>
+              <w:bottom w:type="dxa" w:w="60"/>
+              <w:right w:type="dxa" w:w="100"/>
+            </w:tcMar>
+          </w:tcPr>
+          <w:p>
+            <w:r>
+              <w:rPr>
+                <w:b/>
+                <w:bCs/>
+                <w:i w:val="false"/>
+                <w:iCs w:val="false"/>
+                <w:color w:val="1D5FA8"/>
+                <w:sz w:val="18"/>
+                <w:szCs w:val="18"/>
+              </w:rPr>
+              <w:t xml:space="preserve">DONE — spun off</w:t>
             </w:r>
           </w:p>
         </w:tc>
         <w:tc>
           <w:tcPr>
             <w:tcW w:type="dxa" w:w="2200"/>
-            <w:shd w:fill="E4F5EF" w:val="clear"/>
-            <w:tcMar>
-              <w:top w:type="dxa" w:w="60"/>
-              <w:left w:type="dxa" w:w="100"/>
-              <w:bottom w:type="dxa" w:w="60"/>
-              <w:right w:type="dxa" w:w="100"/>
-            </w:tcMar>
-          </w:tcPr>
-          <w:p>
-            <w:r>
-              <w:rPr>
-                <w:b w:val="false"/>
-                <w:bCs w:val="false"/>
-                <w:i w:val="false"/>
-                <w:iCs w:val="false"/>
-                <w:color w:val="1A1A1A"/>
-                <w:sz w:val="18"/>
-                <w:szCs w:val="18"/>
-              </w:rPr>
-              <w:t xml:space="preserve">Vol. 3, Ch. 5</w:t>
+            <w:shd w:fill="E9F0FA" w:val="clear"/>
+            <w:tcMar>
+              <w:top w:type="dxa" w:w="60"/>
+              <w:left w:type="dxa" w:w="100"/>
+              <w:bottom w:type="dxa" w:w="60"/>
+              <w:right w:type="dxa" w:w="100"/>
+            </w:tcMar>
+          </w:tcPr>
+          <w:p>
+            <w:r>
+              <w:rPr>
+                <w:b w:val="false"/>
+                <w:bCs w:val="false"/>
+                <w:i w:val="false"/>
+                <w:iCs w:val="false"/>
+                <w:color w:val="1A1A1A"/>
+                <w:sz w:val="18"/>
+                <w:szCs w:val="18"/>
+              </w:rPr>
+              <w:t xml:space="preserve">The Quantum World, Appendix 1</w:t>
             </w:r>
           </w:p>
         </w:tc>
         <w:tc>
           <w:tcPr>
             <w:tcW w:type="dxa" w:w="3200"/>
-            <w:shd w:fill="E4F5EF" w:val="clear"/>
+            <w:shd w:fill="E9F0FA" w:val="clear"/>
             <w:tcMar>
               <w:top w:type="dxa" w:w="60"/>
               <w:left w:type="dxa" w:w="100"/>
@@ -6151,7 +6171,7 @@
                 <w:sz w:val="18"/>
                 <w:szCs w:val="18"/>
               </w:rPr>
-              <w:t xml:space="preserve">Part I closer — drafted; from fundamental particles to the technology built on them</w:t>
+              <w:t xml:space="preserve">moved here from the Physics-series plan</w:t>
             </w:r>
           </w:p>
         </w:tc>
@@ -6160,111 +6180,111 @@
         <w:tc>
           <w:tcPr>
             <w:tcW w:type="dxa" w:w="900"/>
-            <w:shd w:fill="E4F5EF" w:val="clear"/>
-            <w:tcMar>
-              <w:top w:type="dxa" w:w="60"/>
-              <w:left w:type="dxa" w:w="100"/>
-              <w:bottom w:type="dxa" w:w="60"/>
-              <w:right w:type="dxa" w:w="100"/>
-            </w:tcMar>
-          </w:tcPr>
-          <w:p>
-            <w:r>
-              <w:rPr>
-                <w:b w:val="false"/>
-                <w:bCs w:val="false"/>
-                <w:i w:val="false"/>
-                <w:iCs w:val="false"/>
-                <w:color w:val="1A1A1A"/>
-                <w:sz w:val="18"/>
-                <w:szCs w:val="18"/>
-              </w:rPr>
-              <w:t xml:space="preserve">27</w:t>
+            <w:shd w:fill="E9F0FA" w:val="clear"/>
+            <w:tcMar>
+              <w:top w:type="dxa" w:w="60"/>
+              <w:left w:type="dxa" w:w="100"/>
+              <w:bottom w:type="dxa" w:w="60"/>
+              <w:right w:type="dxa" w:w="100"/>
+            </w:tcMar>
+          </w:tcPr>
+          <w:p>
+            <w:r>
+              <w:rPr>
+                <w:b w:val="false"/>
+                <w:bCs w:val="false"/>
+                <w:i w:val="false"/>
+                <w:iCs w:val="false"/>
+                <w:color w:val="1A1A1A"/>
+                <w:sz w:val="18"/>
+                <w:szCs w:val="18"/>
+              </w:rPr>
+              <w:t xml:space="preserve">Appendix 2</w:t>
             </w:r>
           </w:p>
         </w:tc>
         <w:tc>
           <w:tcPr>
             <w:tcW w:type="dxa" w:w="3600"/>
-            <w:shd w:fill="E4F5EF" w:val="clear"/>
-            <w:tcMar>
-              <w:top w:type="dxa" w:w="60"/>
-              <w:left w:type="dxa" w:w="100"/>
-              <w:bottom w:type="dxa" w:w="60"/>
-              <w:right w:type="dxa" w:w="100"/>
-            </w:tcMar>
-          </w:tcPr>
-          <w:p>
-            <w:r>
-              <w:rPr>
-                <w:b/>
-                <w:bCs/>
-                <w:i w:val="false"/>
-                <w:iCs w:val="false"/>
-                <w:color w:val="1A1A1A"/>
-                <w:sz w:val="18"/>
-                <w:szCs w:val="18"/>
-              </w:rPr>
-              <w:t xml:space="preserve">Entropy — Why the Universe Keeps Losing Its Socks</w:t>
+            <w:shd w:fill="E9F0FA" w:val="clear"/>
+            <w:tcMar>
+              <w:top w:type="dxa" w:w="60"/>
+              <w:left w:type="dxa" w:w="100"/>
+              <w:bottom w:type="dxa" w:w="60"/>
+              <w:right w:type="dxa" w:w="100"/>
+            </w:tcMar>
+          </w:tcPr>
+          <w:p>
+            <w:r>
+              <w:rPr>
+                <w:b/>
+                <w:bCs/>
+                <w:i w:val="false"/>
+                <w:iCs w:val="false"/>
+                <w:color w:val="1A1A1A"/>
+                <w:sz w:val="18"/>
+                <w:szCs w:val="18"/>
+              </w:rPr>
+              <w:t xml:space="preserve">What We Actually Learned</w:t>
             </w:r>
           </w:p>
         </w:tc>
         <w:tc>
           <w:tcPr>
             <w:tcW w:type="dxa" w:w="1500"/>
-            <w:shd w:fill="E4F5EF" w:val="clear"/>
-            <w:tcMar>
-              <w:top w:type="dxa" w:w="60"/>
-              <w:left w:type="dxa" w:w="100"/>
-              <w:bottom w:type="dxa" w:w="60"/>
-              <w:right w:type="dxa" w:w="100"/>
-            </w:tcMar>
-          </w:tcPr>
-          <w:p>
-            <w:r>
-              <w:rPr>
-                <w:b/>
-                <w:bCs/>
-                <w:i w:val="false"/>
-                <w:iCs w:val="false"/>
-                <w:color w:val="0F6E6E"/>
-                <w:sz w:val="18"/>
-                <w:szCs w:val="18"/>
-              </w:rPr>
-              <w:t xml:space="preserve">DRAFTED — Vol. 3</w:t>
+            <w:shd w:fill="E9F0FA" w:val="clear"/>
+            <w:tcMar>
+              <w:top w:type="dxa" w:w="60"/>
+              <w:left w:type="dxa" w:w="100"/>
+              <w:bottom w:type="dxa" w:w="60"/>
+              <w:right w:type="dxa" w:w="100"/>
+            </w:tcMar>
+          </w:tcPr>
+          <w:p>
+            <w:r>
+              <w:rPr>
+                <w:b/>
+                <w:bCs/>
+                <w:i w:val="false"/>
+                <w:iCs w:val="false"/>
+                <w:color w:val="1D5FA8"/>
+                <w:sz w:val="18"/>
+                <w:szCs w:val="18"/>
+              </w:rPr>
+              <w:t xml:space="preserve">DONE — spun off</w:t>
             </w:r>
           </w:p>
         </w:tc>
         <w:tc>
           <w:tcPr>
             <w:tcW w:type="dxa" w:w="2200"/>
-            <w:shd w:fill="E4F5EF" w:val="clear"/>
-            <w:tcMar>
-              <w:top w:type="dxa" w:w="60"/>
-              <w:left w:type="dxa" w:w="100"/>
-              <w:bottom w:type="dxa" w:w="60"/>
-              <w:right w:type="dxa" w:w="100"/>
-            </w:tcMar>
-          </w:tcPr>
-          <w:p>
-            <w:r>
-              <w:rPr>
-                <w:b w:val="false"/>
-                <w:bCs w:val="false"/>
-                <w:i w:val="false"/>
-                <w:iCs w:val="false"/>
-                <w:color w:val="1A1A1A"/>
-                <w:sz w:val="18"/>
-                <w:szCs w:val="18"/>
-              </w:rPr>
-              <w:t xml:space="preserve">Vol. 3, Ch. 6</w:t>
+            <w:shd w:fill="E9F0FA" w:val="clear"/>
+            <w:tcMar>
+              <w:top w:type="dxa" w:w="60"/>
+              <w:left w:type="dxa" w:w="100"/>
+              <w:bottom w:type="dxa" w:w="60"/>
+              <w:right w:type="dxa" w:w="100"/>
+            </w:tcMar>
+          </w:tcPr>
+          <w:p>
+            <w:r>
+              <w:rPr>
+                <w:b w:val="false"/>
+                <w:bCs w:val="false"/>
+                <w:i w:val="false"/>
+                <w:iCs w:val="false"/>
+                <w:color w:val="1A1A1A"/>
+                <w:sz w:val="18"/>
+                <w:szCs w:val="18"/>
+              </w:rPr>
+              <w:t xml:space="preserve">The Quantum World, Appendix 2</w:t>
             </w:r>
           </w:p>
         </w:tc>
         <w:tc>
           <w:tcPr>
             <w:tcW w:type="dxa" w:w="3200"/>
-            <w:shd w:fill="E4F5EF" w:val="clear"/>
+            <w:shd w:fill="E9F0FA" w:val="clear"/>
             <w:tcMar>
               <w:top w:type="dxa" w:w="60"/>
               <w:left w:type="dxa" w:w="100"/>
@@ -6283,7 +6303,7 @@
                 <w:sz w:val="18"/>
                 <w:szCs w:val="18"/>
               </w:rPr>
-              <w:t xml:space="preserve">Part II: Complexity and the Unexpected — drafted (source chapter was already complete)</w:t>
+              <w:t xml:space="preserve">moved here from the Physics-series plan</w:t>
             </w:r>
           </w:p>
         </w:tc>
@@ -6311,7 +6331,7 @@
                 <w:sz w:val="18"/>
                 <w:szCs w:val="18"/>
               </w:rPr>
-              <w:t xml:space="preserve">36</w:t>
+              <w:t xml:space="preserve">29</w:t>
             </w:r>
           </w:p>
         </w:tc>
@@ -6337,7 +6357,7 @@
                 <w:sz w:val="18"/>
                 <w:szCs w:val="18"/>
               </w:rPr>
-              <w:t xml:space="preserve">Chaos — When Simple Laws Produce Completely Unpredictable Worlds</w:t>
+              <w:t xml:space="preserve">Nuclear Physics — The Tiny Nucleus With the Enormous Attitude</w:t>
             </w:r>
           </w:p>
         </w:tc>
@@ -6389,7 +6409,7 @@
                 <w:sz w:val="18"/>
                 <w:szCs w:val="18"/>
               </w:rPr>
-              <w:t xml:space="preserve">Vol. 3, Ch. 7</w:t>
+              <w:t xml:space="preserve">Vol. 3, Ch. 1</w:t>
             </w:r>
           </w:p>
         </w:tc>
@@ -6415,7 +6435,7 @@
                 <w:sz w:val="18"/>
                 <w:szCs w:val="18"/>
               </w:rPr>
-              <w:t xml:space="preserve">Part II: Complexity and the Unexpected — drafted (source chapter was already complete)</w:t>
+              <w:t>Part I: The Particle Zoo, Settled — drafted; expanded 2026-10-01; source draft in Volume overview marked MERGED 2026-10-01</w:t>
             </w:r>
           </w:p>
         </w:tc>
@@ -6443,7 +6463,7 @@
                 <w:sz w:val="18"/>
                 <w:szCs w:val="18"/>
               </w:rPr>
-              <w:t xml:space="preserve">37</w:t>
+              <w:t xml:space="preserve">30</w:t>
             </w:r>
           </w:p>
         </w:tc>
@@ -6469,7 +6489,7 @@
                 <w:sz w:val="18"/>
                 <w:szCs w:val="18"/>
               </w:rPr>
-              <w:t xml:space="preserve">The Vacuum — Empty Space Is Not Empty</w:t>
+              <w:t xml:space="preserve">Neutrinos — The Particles That Refuse to Be Seen</w:t>
             </w:r>
           </w:p>
         </w:tc>
@@ -6521,7 +6541,7 @@
                 <w:sz w:val="18"/>
                 <w:szCs w:val="18"/>
               </w:rPr>
-              <w:t xml:space="preserve">Vol. 3, Ch. 8</w:t>
+              <w:t xml:space="preserve">Vol. 3, Ch. 2</w:t>
             </w:r>
           </w:p>
         </w:tc>
@@ -6547,7 +6567,7 @@
                 <w:sz w:val="18"/>
                 <w:szCs w:val="18"/>
               </w:rPr>
-              <w:t xml:space="preserve">Part II closer — drafted; source was only a 5-heading/153-word stub, so this one was actually written (not just assembled), ~970 words</w:t>
+              <w:t>Part I: The Particle Zoo, Settled — drafted; expanded 2026-10-01; source draft in Volume overview marked MERGED 2026-10-01</w:t>
             </w:r>
           </w:p>
         </w:tc>
@@ -6575,7 +6595,7 @@
                 <w:sz w:val="18"/>
                 <w:szCs w:val="18"/>
               </w:rPr>
-              <w:t xml:space="preserve">32</w:t>
+              <w:t xml:space="preserve">18</w:t>
             </w:r>
           </w:p>
         </w:tc>
@@ -6601,7 +6621,7 @@
                 <w:sz w:val="18"/>
                 <w:szCs w:val="18"/>
               </w:rPr>
-              <w:t xml:space="preserve">String Theory and M-Theory — What If Particles Are Tiny Strings</w:t>
+              <w:t xml:space="preserve">The Particle Zoo and the Standard Model</w:t>
             </w:r>
           </w:p>
         </w:tc>
@@ -6653,7 +6673,7 @@
                 <w:sz w:val="18"/>
                 <w:szCs w:val="18"/>
               </w:rPr>
-              <w:t xml:space="preserve">Vol. 3, Ch. 9</w:t>
+              <w:t xml:space="preserve">Vol. 3, Ch. 3</w:t>
             </w:r>
           </w:p>
         </w:tc>
@@ -6679,7 +6699,7 @@
                 <w:sz w:val="18"/>
                 <w:szCs w:val="18"/>
               </w:rPr>
-              <w:t xml:space="preserve">Part III: On the Frontier — drafted</w:t>
+              <w:t>Part I: The Particle Zoo, Settled — drafted; close cousin of #17 (used in The Quantum World, Ch. 6), but distinct enough to stand alone; small additions 2026-10-01</w:t>
             </w:r>
           </w:p>
         </w:tc>
@@ -6707,7 +6727,7 @@
                 <w:sz w:val="18"/>
                 <w:szCs w:val="18"/>
               </w:rPr>
-              <w:t xml:space="preserve">40</w:t>
+              <w:t xml:space="preserve">31</w:t>
             </w:r>
           </w:p>
         </w:tc>
@@ -6733,7 +6753,7 @@
                 <w:sz w:val="18"/>
                 <w:szCs w:val="18"/>
               </w:rPr>
-              <w:t xml:space="preserve">What If Everything Is Made of Tangles?</w:t>
+              <w:t xml:space="preserve">Symmetry — The Universe Has Rules and It Is Suspiciously Fond of Them</w:t>
             </w:r>
           </w:p>
         </w:tc>
@@ -6785,7 +6805,7 @@
                 <w:sz w:val="18"/>
                 <w:szCs w:val="18"/>
               </w:rPr>
-              <w:t xml:space="preserve">Vol. 3, Ch. 10</w:t>
+              <w:t xml:space="preserve">Vol. 3, Ch. 4</w:t>
             </w:r>
           </w:p>
         </w:tc>
@@ -6811,7 +6831,7 @@
                 <w:sz w:val="18"/>
                 <w:szCs w:val="18"/>
               </w:rPr>
-              <w:t xml:space="preserve">Part III: On the Frontier — drafted; opening rewritten, previously duplicated Ch. 9's hook</w:t>
+              <w:t>Part I: The Particle Zoo, Settled — drafted; expanded 2026-10-01; source draft in Volume overview marked MERGED 2026-10-01</w:t>
             </w:r>
           </w:p>
         </w:tc>
@@ -6839,7 +6859,7 @@
                 <w:sz w:val="18"/>
                 <w:szCs w:val="18"/>
               </w:rPr>
-              <w:t xml:space="preserve">41</w:t>
+              <w:t xml:space="preserve">45</w:t>
             </w:r>
           </w:p>
         </w:tc>
@@ -6865,7 +6885,7 @@
                 <w:sz w:val="18"/>
                 <w:szCs w:val="18"/>
               </w:rPr>
-              <w:t xml:space="preserve">Can Knots Become Particles?</w:t>
+              <w:t xml:space="preserve">Semiconductors — How We Taught Matter to Think</w:t>
             </w:r>
           </w:p>
         </w:tc>
@@ -6917,7 +6937,7 @@
                 <w:sz w:val="18"/>
                 <w:szCs w:val="18"/>
               </w:rPr>
-              <w:t xml:space="preserve">Vol. 3, Ch. 11</w:t>
+              <w:t xml:space="preserve">Vol. 3, Ch. 5</w:t>
             </w:r>
           </w:p>
         </w:tc>
@@ -6943,7 +6963,7 @@
                 <w:sz w:val="18"/>
                 <w:szCs w:val="18"/>
               </w:rPr>
-              <w:t xml:space="preserve">Part III: On the Frontier — drafted</w:t>
+              <w:t>Part I closer — drafted; from fundamental particles to the technology built on them; small additions 2026-10-01</w:t>
             </w:r>
           </w:p>
         </w:tc>
@@ -6971,7 +6991,7 @@
                 <w:sz w:val="18"/>
                 <w:szCs w:val="18"/>
               </w:rPr>
-              <w:t xml:space="preserve">42</w:t>
+              <w:t xml:space="preserve">27</w:t>
             </w:r>
           </w:p>
         </w:tc>
@@ -6997,7 +7017,7 @@
                 <w:sz w:val="18"/>
                 <w:szCs w:val="18"/>
               </w:rPr>
-              <w:t xml:space="preserve">Could the Forces Be Geometry in Disguise?</w:t>
+              <w:t xml:space="preserve">Entropy — Why the Universe Keeps Losing Its Socks</w:t>
             </w:r>
           </w:p>
         </w:tc>
@@ -7049,7 +7069,7 @@
                 <w:sz w:val="18"/>
                 <w:szCs w:val="18"/>
               </w:rPr>
-              <w:t xml:space="preserve">Vol. 3, Ch. 12</w:t>
+              <w:t xml:space="preserve">Vol. 3, Ch. 6</w:t>
             </w:r>
           </w:p>
         </w:tc>
@@ -7075,7 +7095,7 @@
                 <w:sz w:val="18"/>
                 <w:szCs w:val="18"/>
               </w:rPr>
-              <w:t xml:space="preserve">Part III: On the Frontier — drafted</w:t>
+              <w:t>Part II: Complexity and the Unexpected — drafted (source chapter was already complete); expanded 2026-10-01</w:t>
             </w:r>
           </w:p>
         </w:tc>
@@ -7103,7 +7123,7 @@
                 <w:sz w:val="18"/>
                 <w:szCs w:val="18"/>
               </w:rPr>
-              <w:t xml:space="preserve">43</w:t>
+              <w:t xml:space="preserve">36</w:t>
             </w:r>
           </w:p>
         </w:tc>
@@ -7129,7 +7149,7 @@
                 <w:sz w:val="18"/>
                 <w:szCs w:val="18"/>
               </w:rPr>
-              <w:t xml:space="preserve">The Universe Made of One Tiny Rule?</w:t>
+              <w:t xml:space="preserve">Chaos — When Simple Laws Produce Completely Unpredictable Worlds</w:t>
             </w:r>
           </w:p>
         </w:tc>
@@ -7181,7 +7201,7 @@
                 <w:sz w:val="18"/>
                 <w:szCs w:val="18"/>
               </w:rPr>
-              <w:t xml:space="preserve">Vol. 3, Ch. 13</w:t>
+              <w:t xml:space="preserve">Vol. 3, Ch. 7</w:t>
             </w:r>
           </w:p>
         </w:tc>
@@ -7207,7 +7227,7 @@
                 <w:sz w:val="18"/>
                 <w:szCs w:val="18"/>
               </w:rPr>
-              <w:t xml:space="preserve">Part III: On the Frontier — drafted</w:t>
+              <w:t>Part II: Complexity and the Unexpected — drafted (source chapter was already complete); expanded 2026-10-01</w:t>
             </w:r>
           </w:p>
         </w:tc>
@@ -7235,7 +7255,7 @@
                 <w:sz w:val="18"/>
                 <w:szCs w:val="18"/>
               </w:rPr>
-              <w:t xml:space="preserve">44</w:t>
+              <w:t xml:space="preserve">37</w:t>
             </w:r>
           </w:p>
         </w:tc>
@@ -7261,7 +7281,7 @@
                 <w:sz w:val="18"/>
                 <w:szCs w:val="18"/>
               </w:rPr>
-              <w:t xml:space="preserve">How Do You Know When a Crazy Idea Is Science?</w:t>
+              <w:t xml:space="preserve">The Vacuum — Empty Space Is Not Empty</w:t>
             </w:r>
           </w:p>
         </w:tc>
@@ -7313,7 +7333,7 @@
                 <w:sz w:val="18"/>
                 <w:szCs w:val="18"/>
               </w:rPr>
-              <w:t xml:space="preserve">Vol. 3, Ch. 14</w:t>
+              <w:t xml:space="preserve">Vol. 3, Ch. 8</w:t>
             </w:r>
           </w:p>
         </w:tc>
@@ -7339,7 +7359,7 @@
                 <w:sz w:val="18"/>
                 <w:szCs w:val="18"/>
               </w:rPr>
-              <w:t xml:space="preserve">Part III closer — drafted; one verbatim-duplicate sentence reworded as a callback to Ch. 9</w:t>
+              <w:t>Part II closer — drafted; source was only a 5-heading/153-word stub, so this one was actually written (not just assembled), ~970 words; expanded 2026-10-01</w:t>
             </w:r>
           </w:p>
         </w:tc>
@@ -7367,7 +7387,7 @@
                 <w:sz w:val="18"/>
                 <w:szCs w:val="18"/>
               </w:rPr>
-              <w:t xml:space="preserve">21</w:t>
+              <w:t xml:space="preserve">32</w:t>
             </w:r>
           </w:p>
         </w:tc>
@@ -7393,7 +7413,7 @@
                 <w:sz w:val="18"/>
                 <w:szCs w:val="18"/>
               </w:rPr>
-              <w:t xml:space="preserve">Patterns, Emergence, and the Laws of Physics (Funny)</w:t>
+              <w:t xml:space="preserve">String Theory and M-Theory — What If Particles Are Tiny Strings</w:t>
             </w:r>
           </w:p>
         </w:tc>
@@ -7445,7 +7465,7 @@
                 <w:sz w:val="18"/>
                 <w:szCs w:val="18"/>
               </w:rPr>
-              <w:t xml:space="preserve">Vol. 3, Ch. 15</w:t>
+              <w:t xml:space="preserve">Vol. 3, Ch. 9</w:t>
             </w:r>
           </w:p>
         </w:tc>
@@ -7471,7 +7491,7 @@
                 <w:sz w:val="18"/>
                 <w:szCs w:val="18"/>
               </w:rPr>
-              <w:t xml:space="preserve">Part IV: Reflections on Physics Itself — drafted; a duplicated chaos explanation reworded as a callback to Ch. 7</w:t>
+              <w:t>Part III: On the Frontier — drafted; small additions 2026-10-01</w:t>
             </w:r>
           </w:p>
         </w:tc>
@@ -7499,7 +7519,7 @@
                 <w:sz w:val="18"/>
                 <w:szCs w:val="18"/>
               </w:rPr>
-              <w:t xml:space="preserve">22</w:t>
+              <w:t xml:space="preserve">40</w:t>
             </w:r>
           </w:p>
         </w:tc>
@@ -7525,7 +7545,7 @@
                 <w:sz w:val="18"/>
                 <w:szCs w:val="18"/>
               </w:rPr>
-              <w:t xml:space="preserve">Analogy and the Discovery of Physics (Funny)</w:t>
+              <w:t>What If Everything Is Made of Tangles? → Knots, Strands and One Tiny Rule</w:t>
             </w:r>
           </w:p>
         </w:tc>
@@ -7551,7 +7571,7 @@
                 <w:sz w:val="18"/>
                 <w:szCs w:val="18"/>
               </w:rPr>
-              <w:t xml:space="preserve">DRAFTED — Vol. 3</w:t>
+              <w:t>MERGED — Vol. 3</w:t>
             </w:r>
           </w:p>
         </w:tc>
@@ -7577,7 +7597,7 @@
                 <w:sz w:val="18"/>
                 <w:szCs w:val="18"/>
               </w:rPr>
-              <w:t xml:space="preserve">Vol. 3, Ch. 16</w:t>
+              <w:t>Vol. 3, Ch. 10</w:t>
             </w:r>
           </w:p>
         </w:tc>
@@ -7603,7 +7623,7 @@
                 <w:sz w:val="18"/>
                 <w:szCs w:val="18"/>
               </w:rPr>
-              <w:t xml:space="preserve">Part IV: Reflections on Physics Itself — drafted</w:t>
+              <w:t>2026-10-01: #40–#43 merged into one chapter, “Knots, Strands and One Tiny Rule: A Case Study in Speculation”, with mainstream context added; source draft in Volume overview marked MERGED 2026-10-01</w:t>
             </w:r>
           </w:p>
         </w:tc>
@@ -7631,7 +7651,7 @@
                 <w:sz w:val="18"/>
                 <w:szCs w:val="18"/>
               </w:rPr>
-              <w:t xml:space="preserve">20</w:t>
+              <w:t xml:space="preserve">41</w:t>
             </w:r>
           </w:p>
         </w:tc>
@@ -7657,7 +7677,7 @@
                 <w:sz w:val="18"/>
                 <w:szCs w:val="18"/>
               </w:rPr>
-              <w:t xml:space="preserve">Physics, Self-Reference, and the Strange Loop (Funny)</w:t>
+              <w:t xml:space="preserve">Can Knots Become Particles?</w:t>
             </w:r>
           </w:p>
         </w:tc>
@@ -7683,7 +7703,7 @@
                 <w:sz w:val="18"/>
                 <w:szCs w:val="18"/>
               </w:rPr>
-              <w:t xml:space="preserve">DRAFTED — Vol. 3</w:t>
+              <w:t>MERGED — Vol. 3</w:t>
             </w:r>
           </w:p>
         </w:tc>
@@ -7709,7 +7729,7 @@
                 <w:sz w:val="18"/>
                 <w:szCs w:val="18"/>
               </w:rPr>
-              <w:t xml:space="preserve">Vol. 3, Ch. 17</w:t>
+              <w:t>Vol. 3, Ch. 10</w:t>
             </w:r>
           </w:p>
         </w:tc>
@@ -7735,7 +7755,7 @@
                 <w:sz w:val="18"/>
                 <w:szCs w:val="18"/>
               </w:rPr>
-              <w:t xml:space="preserve">Part IV closer — drafted; self-reference as the book's final note</w:t>
+              <w:t>merged into Vol. 3, Ch. 10 on 2026-10-01; source draft in Volume overview marked MERGED 2026-10-01</w:t>
             </w:r>
           </w:p>
         </w:tc>
@@ -7744,111 +7764,111 @@
         <w:tc>
           <w:tcPr>
             <w:tcW w:type="dxa" w:w="900"/>
-            <w:shd w:fill="FDF2E9" w:val="clear"/>
-            <w:tcMar>
-              <w:top w:type="dxa" w:w="60"/>
-              <w:left w:type="dxa" w:w="100"/>
-              <w:bottom w:type="dxa" w:w="60"/>
-              <w:right w:type="dxa" w:w="100"/>
-            </w:tcMar>
-          </w:tcPr>
-          <w:p>
-            <w:r>
-              <w:rPr>
-                <w:b w:val="false"/>
-                <w:bCs w:val="false"/>
-                <w:i w:val="false"/>
-                <w:iCs w:val="false"/>
-                <w:color w:val="1A1A1A"/>
-                <w:sz w:val="18"/>
-                <w:szCs w:val="18"/>
-              </w:rPr>
-              <w:t xml:space="preserve">39</w:t>
+            <w:shd w:fill="E4F5EF" w:val="clear"/>
+            <w:tcMar>
+              <w:top w:type="dxa" w:w="60"/>
+              <w:left w:type="dxa" w:w="100"/>
+              <w:bottom w:type="dxa" w:w="60"/>
+              <w:right w:type="dxa" w:w="100"/>
+            </w:tcMar>
+          </w:tcPr>
+          <w:p>
+            <w:r>
+              <w:rPr>
+                <w:b w:val="false"/>
+                <w:bCs w:val="false"/>
+                <w:i w:val="false"/>
+                <w:iCs w:val="false"/>
+                <w:color w:val="1A1A1A"/>
+                <w:sz w:val="18"/>
+                <w:szCs w:val="18"/>
+              </w:rPr>
+              <w:t xml:space="preserve">42</w:t>
             </w:r>
           </w:p>
         </w:tc>
         <w:tc>
           <w:tcPr>
             <w:tcW w:type="dxa" w:w="3600"/>
-            <w:shd w:fill="FDF2E9" w:val="clear"/>
-            <w:tcMar>
-              <w:top w:type="dxa" w:w="60"/>
-              <w:left w:type="dxa" w:w="100"/>
-              <w:bottom w:type="dxa" w:w="60"/>
-              <w:right w:type="dxa" w:w="100"/>
-            </w:tcMar>
-          </w:tcPr>
-          <w:p>
-            <w:r>
-              <w:rPr>
-                <w:b w:val="false"/>
-                <w:bCs w:val="false"/>
-                <w:i w:val="false"/>
-                <w:iCs w:val="false"/>
-                <w:color w:val="1A1A1A"/>
-                <w:sz w:val="18"/>
-                <w:szCs w:val="18"/>
-              </w:rPr>
-              <w:t xml:space="preserve">Optics — The Universe Can Fool Your Eyes</w:t>
+            <w:shd w:fill="E4F5EF" w:val="clear"/>
+            <w:tcMar>
+              <w:top w:type="dxa" w:w="60"/>
+              <w:left w:type="dxa" w:w="100"/>
+              <w:bottom w:type="dxa" w:w="60"/>
+              <w:right w:type="dxa" w:w="100"/>
+            </w:tcMar>
+          </w:tcPr>
+          <w:p>
+            <w:r>
+              <w:rPr>
+                <w:b/>
+                <w:bCs/>
+                <w:i w:val="false"/>
+                <w:iCs w:val="false"/>
+                <w:color w:val="1A1A1A"/>
+                <w:sz w:val="18"/>
+                <w:szCs w:val="18"/>
+              </w:rPr>
+              <w:t xml:space="preserve">Could the Forces Be Geometry in Disguise?</w:t>
             </w:r>
           </w:p>
         </w:tc>
         <w:tc>
           <w:tcPr>
             <w:tcW w:type="dxa" w:w="1500"/>
-            <w:shd w:fill="FDF2E9" w:val="clear"/>
-            <w:tcMar>
-              <w:top w:type="dxa" w:w="60"/>
-              <w:left w:type="dxa" w:w="100"/>
-              <w:bottom w:type="dxa" w:w="60"/>
-              <w:right w:type="dxa" w:w="100"/>
-            </w:tcMar>
-          </w:tcPr>
-          <w:p>
-            <w:r>
-              <w:rPr>
-                <w:b/>
-                <w:bCs/>
-                <w:i w:val="false"/>
-                <w:iCs w:val="false"/>
-                <w:color w:val="B45309"/>
-                <w:sz w:val="18"/>
-                <w:szCs w:val="18"/>
-              </w:rPr>
-              <w:t xml:space="preserve">NOT YET WRITTEN</w:t>
+            <w:shd w:fill="E4F5EF" w:val="clear"/>
+            <w:tcMar>
+              <w:top w:type="dxa" w:w="60"/>
+              <w:left w:type="dxa" w:w="100"/>
+              <w:bottom w:type="dxa" w:w="60"/>
+              <w:right w:type="dxa" w:w="100"/>
+            </w:tcMar>
+          </w:tcPr>
+          <w:p>
+            <w:r>
+              <w:rPr>
+                <w:b/>
+                <w:bCs/>
+                <w:i w:val="false"/>
+                <w:iCs w:val="false"/>
+                <w:color w:val="0F6E6E"/>
+                <w:sz w:val="18"/>
+                <w:szCs w:val="18"/>
+              </w:rPr>
+              <w:t>MERGED — Vol. 3</w:t>
             </w:r>
           </w:p>
         </w:tc>
         <w:tc>
           <w:tcPr>
             <w:tcW w:type="dxa" w:w="2200"/>
-            <w:shd w:fill="FDF2E9" w:val="clear"/>
-            <w:tcMar>
-              <w:top w:type="dxa" w:w="60"/>
-              <w:left w:type="dxa" w:w="100"/>
-              <w:bottom w:type="dxa" w:w="60"/>
-              <w:right w:type="dxa" w:w="100"/>
-            </w:tcMar>
-          </w:tcPr>
-          <w:p>
-            <w:r>
-              <w:rPr>
-                <w:b w:val="false"/>
-                <w:bCs w:val="false"/>
-                <w:i w:val="false"/>
-                <w:iCs w:val="false"/>
-                <w:color w:val="1A1A1A"/>
-                <w:sz w:val="18"/>
-                <w:szCs w:val="18"/>
-              </w:rPr>
-              <w:t xml:space="preserve">—</w:t>
+            <w:shd w:fill="E4F5EF" w:val="clear"/>
+            <w:tcMar>
+              <w:top w:type="dxa" w:w="60"/>
+              <w:left w:type="dxa" w:w="100"/>
+              <w:bottom w:type="dxa" w:w="60"/>
+              <w:right w:type="dxa" w:w="100"/>
+            </w:tcMar>
+          </w:tcPr>
+          <w:p>
+            <w:r>
+              <w:rPr>
+                <w:b w:val="false"/>
+                <w:bCs w:val="false"/>
+                <w:i w:val="false"/>
+                <w:iCs w:val="false"/>
+                <w:color w:val="1A1A1A"/>
+                <w:sz w:val="18"/>
+                <w:szCs w:val="18"/>
+              </w:rPr>
+              <w:t>Vol. 3, Ch. 10</w:t>
             </w:r>
           </w:p>
         </w:tc>
         <w:tc>
           <w:tcPr>
             <w:tcW w:type="dxa" w:w="3200"/>
-            <w:shd w:fill="FDF2E9" w:val="clear"/>
+            <w:shd w:fill="E4F5EF" w:val="clear"/>
             <w:tcMar>
               <w:top w:type="dxa" w:w="60"/>
               <w:left w:type="dxa" w:w="100"/>
@@ -7867,7 +7887,799 @@
                 <w:sz w:val="18"/>
                 <w:szCs w:val="18"/>
               </w:rPr>
-              <w:t xml:space="preserve">recommended for Vol. 1 as a companion to its existing Light chapter (Ch. 11), not Volume 3 — doesn't fit Vol. 3's particle-physics/complexity/speculative arc</w:t>
+              <w:t>merged into Vol. 3, Ch. 10 on 2026-10-01; source draft in Volume overview marked MERGED 2026-10-01</w:t>
+            </w:r>
+          </w:p>
+        </w:tc>
+      </w:tr>
+      <w:tr>
+        <w:tc>
+          <w:tcPr>
+            <w:tcW w:type="dxa" w:w="900"/>
+            <w:shd w:fill="E4F5EF" w:val="clear"/>
+            <w:tcMar>
+              <w:top w:type="dxa" w:w="60"/>
+              <w:left w:type="dxa" w:w="100"/>
+              <w:bottom w:type="dxa" w:w="60"/>
+              <w:right w:type="dxa" w:w="100"/>
+            </w:tcMar>
+          </w:tcPr>
+          <w:p>
+            <w:r>
+              <w:rPr>
+                <w:b w:val="false"/>
+                <w:bCs w:val="false"/>
+                <w:i w:val="false"/>
+                <w:iCs w:val="false"/>
+                <w:color w:val="1A1A1A"/>
+                <w:sz w:val="18"/>
+                <w:szCs w:val="18"/>
+              </w:rPr>
+              <w:t xml:space="preserve">43</w:t>
+            </w:r>
+          </w:p>
+        </w:tc>
+        <w:tc>
+          <w:tcPr>
+            <w:tcW w:type="dxa" w:w="3600"/>
+            <w:shd w:fill="E4F5EF" w:val="clear"/>
+            <w:tcMar>
+              <w:top w:type="dxa" w:w="60"/>
+              <w:left w:type="dxa" w:w="100"/>
+              <w:bottom w:type="dxa" w:w="60"/>
+              <w:right w:type="dxa" w:w="100"/>
+            </w:tcMar>
+          </w:tcPr>
+          <w:p>
+            <w:r>
+              <w:rPr>
+                <w:b/>
+                <w:bCs/>
+                <w:i w:val="false"/>
+                <w:iCs w:val="false"/>
+                <w:color w:val="1A1A1A"/>
+                <w:sz w:val="18"/>
+                <w:szCs w:val="18"/>
+              </w:rPr>
+              <w:t xml:space="preserve">The Universe Made of One Tiny Rule?</w:t>
+            </w:r>
+          </w:p>
+        </w:tc>
+        <w:tc>
+          <w:tcPr>
+            <w:tcW w:type="dxa" w:w="1500"/>
+            <w:shd w:fill="E4F5EF" w:val="clear"/>
+            <w:tcMar>
+              <w:top w:type="dxa" w:w="60"/>
+              <w:left w:type="dxa" w:w="100"/>
+              <w:bottom w:type="dxa" w:w="60"/>
+              <w:right w:type="dxa" w:w="100"/>
+            </w:tcMar>
+          </w:tcPr>
+          <w:p>
+            <w:r>
+              <w:rPr>
+                <w:b/>
+                <w:bCs/>
+                <w:i w:val="false"/>
+                <w:iCs w:val="false"/>
+                <w:color w:val="0F6E6E"/>
+                <w:sz w:val="18"/>
+                <w:szCs w:val="18"/>
+              </w:rPr>
+              <w:t>MERGED — Vol. 3</w:t>
+            </w:r>
+          </w:p>
+        </w:tc>
+        <w:tc>
+          <w:tcPr>
+            <w:tcW w:type="dxa" w:w="2200"/>
+            <w:shd w:fill="E4F5EF" w:val="clear"/>
+            <w:tcMar>
+              <w:top w:type="dxa" w:w="60"/>
+              <w:left w:type="dxa" w:w="100"/>
+              <w:bottom w:type="dxa" w:w="60"/>
+              <w:right w:type="dxa" w:w="100"/>
+            </w:tcMar>
+          </w:tcPr>
+          <w:p>
+            <w:r>
+              <w:rPr>
+                <w:b w:val="false"/>
+                <w:bCs w:val="false"/>
+                <w:i w:val="false"/>
+                <w:iCs w:val="false"/>
+                <w:color w:val="1A1A1A"/>
+                <w:sz w:val="18"/>
+                <w:szCs w:val="18"/>
+              </w:rPr>
+              <w:t>Vol. 3, Ch. 10</w:t>
+            </w:r>
+          </w:p>
+        </w:tc>
+        <w:tc>
+          <w:tcPr>
+            <w:tcW w:type="dxa" w:w="3200"/>
+            <w:shd w:fill="E4F5EF" w:val="clear"/>
+            <w:tcMar>
+              <w:top w:type="dxa" w:w="60"/>
+              <w:left w:type="dxa" w:w="100"/>
+              <w:bottom w:type="dxa" w:w="60"/>
+              <w:right w:type="dxa" w:w="100"/>
+            </w:tcMar>
+          </w:tcPr>
+          <w:p>
+            <w:r>
+              <w:rPr>
+                <w:b w:val="false"/>
+                <w:bCs w:val="false"/>
+                <w:i/>
+                <w:iCs/>
+                <w:color w:val="6B6B6B"/>
+                <w:sz w:val="18"/>
+                <w:szCs w:val="18"/>
+              </w:rPr>
+              <w:t>merged into Vol. 3, Ch. 10 on 2026-10-01; source draft in Volume overview marked MERGED 2026-10-01</w:t>
+            </w:r>
+          </w:p>
+        </w:tc>
+      </w:tr>
+      <w:tr>
+        <w:tc>
+          <w:tcPr>
+            <w:tcW w:type="dxa" w:w="900"/>
+            <w:shd w:fill="E4F5EF" w:val="clear"/>
+            <w:tcMar>
+              <w:top w:type="dxa" w:w="60"/>
+              <w:left w:type="dxa" w:w="100"/>
+              <w:bottom w:type="dxa" w:w="60"/>
+              <w:right w:type="dxa" w:w="100"/>
+            </w:tcMar>
+          </w:tcPr>
+          <w:p>
+            <w:r>
+              <w:rPr>
+                <w:b w:val="false"/>
+                <w:bCs w:val="false"/>
+                <w:i w:val="false"/>
+                <w:iCs w:val="false"/>
+                <w:color w:val="1A1A1A"/>
+                <w:sz w:val="18"/>
+                <w:szCs w:val="18"/>
+              </w:rPr>
+              <w:t xml:space="preserve">44</w:t>
+            </w:r>
+          </w:p>
+        </w:tc>
+        <w:tc>
+          <w:tcPr>
+            <w:tcW w:type="dxa" w:w="3600"/>
+            <w:shd w:fill="E4F5EF" w:val="clear"/>
+            <w:tcMar>
+              <w:top w:type="dxa" w:w="60"/>
+              <w:left w:type="dxa" w:w="100"/>
+              <w:bottom w:type="dxa" w:w="60"/>
+              <w:right w:type="dxa" w:w="100"/>
+            </w:tcMar>
+          </w:tcPr>
+          <w:p>
+            <w:r>
+              <w:rPr>
+                <w:b/>
+                <w:bCs/>
+                <w:i w:val="false"/>
+                <w:iCs w:val="false"/>
+                <w:color w:val="1A1A1A"/>
+                <w:sz w:val="18"/>
+                <w:szCs w:val="18"/>
+              </w:rPr>
+              <w:t xml:space="preserve">How Do You Know When a Crazy Idea Is Science?</w:t>
+            </w:r>
+          </w:p>
+        </w:tc>
+        <w:tc>
+          <w:tcPr>
+            <w:tcW w:type="dxa" w:w="1500"/>
+            <w:shd w:fill="E4F5EF" w:val="clear"/>
+            <w:tcMar>
+              <w:top w:type="dxa" w:w="60"/>
+              <w:left w:type="dxa" w:w="100"/>
+              <w:bottom w:type="dxa" w:w="60"/>
+              <w:right w:type="dxa" w:w="100"/>
+            </w:tcMar>
+          </w:tcPr>
+          <w:p>
+            <w:r>
+              <w:rPr>
+                <w:b/>
+                <w:bCs/>
+                <w:i w:val="false"/>
+                <w:iCs w:val="false"/>
+                <w:color w:val="0F6E6E"/>
+                <w:sz w:val="18"/>
+                <w:szCs w:val="18"/>
+              </w:rPr>
+              <w:t xml:space="preserve">DRAFTED — Vol. 3</w:t>
+            </w:r>
+          </w:p>
+        </w:tc>
+        <w:tc>
+          <w:tcPr>
+            <w:tcW w:type="dxa" w:w="2200"/>
+            <w:shd w:fill="E4F5EF" w:val="clear"/>
+            <w:tcMar>
+              <w:top w:type="dxa" w:w="60"/>
+              <w:left w:type="dxa" w:w="100"/>
+              <w:bottom w:type="dxa" w:w="60"/>
+              <w:right w:type="dxa" w:w="100"/>
+            </w:tcMar>
+          </w:tcPr>
+          <w:p>
+            <w:r>
+              <w:rPr>
+                <w:b w:val="false"/>
+                <w:bCs w:val="false"/>
+                <w:i w:val="false"/>
+                <w:iCs w:val="false"/>
+                <w:color w:val="1A1A1A"/>
+                <w:sz w:val="18"/>
+                <w:szCs w:val="18"/>
+              </w:rPr>
+              <w:t>Vol. 3, Ch. 11</w:t>
+            </w:r>
+          </w:p>
+        </w:tc>
+        <w:tc>
+          <w:tcPr>
+            <w:tcW w:type="dxa" w:w="3200"/>
+            <w:shd w:fill="E4F5EF" w:val="clear"/>
+            <w:tcMar>
+              <w:top w:type="dxa" w:w="60"/>
+              <w:left w:type="dxa" w:w="100"/>
+              <w:bottom w:type="dxa" w:w="60"/>
+              <w:right w:type="dxa" w:w="100"/>
+            </w:tcMar>
+          </w:tcPr>
+          <w:p>
+            <w:r>
+              <w:rPr>
+                <w:b w:val="false"/>
+                <w:bCs w:val="false"/>
+                <w:i/>
+                <w:iCs/>
+                <w:color w:val="6B6B6B"/>
+                <w:sz w:val="18"/>
+                <w:szCs w:val="18"/>
+              </w:rPr>
+              <w:t>Part III closer — drafted; one verbatim-duplicate sentence reworded as a callback to Ch. 9; renumbered from Ch. 14 and expanded 2026-10-01; source draft in Volume overview marked MERGED 2026-10-01; deepened in second pass 2026-10-01</w:t>
+            </w:r>
+          </w:p>
+        </w:tc>
+      </w:tr>
+      <w:tr>
+        <w:tc>
+          <w:tcPr>
+            <w:tcW w:type="dxa" w:w="900"/>
+            <w:shd w:fill="E4F5EF" w:val="clear"/>
+            <w:tcMar>
+              <w:top w:type="dxa" w:w="60"/>
+              <w:left w:type="dxa" w:w="100"/>
+              <w:bottom w:type="dxa" w:w="60"/>
+              <w:right w:type="dxa" w:w="100"/>
+            </w:tcMar>
+          </w:tcPr>
+          <w:p>
+            <w:r>
+              <w:rPr>
+                <w:b w:val="false"/>
+                <w:bCs w:val="false"/>
+                <w:i w:val="false"/>
+                <w:iCs w:val="false"/>
+                <w:color w:val="1A1A1A"/>
+                <w:sz w:val="18"/>
+                <w:szCs w:val="18"/>
+              </w:rPr>
+              <w:t xml:space="preserve">21</w:t>
+            </w:r>
+          </w:p>
+        </w:tc>
+        <w:tc>
+          <w:tcPr>
+            <w:tcW w:type="dxa" w:w="3600"/>
+            <w:shd w:fill="E4F5EF" w:val="clear"/>
+            <w:tcMar>
+              <w:top w:type="dxa" w:w="60"/>
+              <w:left w:type="dxa" w:w="100"/>
+              <w:bottom w:type="dxa" w:w="60"/>
+              <w:right w:type="dxa" w:w="100"/>
+            </w:tcMar>
+          </w:tcPr>
+          <w:p>
+            <w:r>
+              <w:rPr>
+                <w:b/>
+                <w:bCs/>
+                <w:i w:val="false"/>
+                <w:iCs w:val="false"/>
+                <w:color w:val="1A1A1A"/>
+                <w:sz w:val="18"/>
+                <w:szCs w:val="18"/>
+              </w:rPr>
+              <w:t xml:space="preserve">Patterns, Emergence, and the Laws of Physics (Funny)</w:t>
+            </w:r>
+          </w:p>
+        </w:tc>
+        <w:tc>
+          <w:tcPr>
+            <w:tcW w:type="dxa" w:w="1500"/>
+            <w:shd w:fill="E4F5EF" w:val="clear"/>
+            <w:tcMar>
+              <w:top w:type="dxa" w:w="60"/>
+              <w:left w:type="dxa" w:w="100"/>
+              <w:bottom w:type="dxa" w:w="60"/>
+              <w:right w:type="dxa" w:w="100"/>
+            </w:tcMar>
+          </w:tcPr>
+          <w:p>
+            <w:r>
+              <w:rPr>
+                <w:b/>
+                <w:bCs/>
+                <w:i w:val="false"/>
+                <w:iCs w:val="false"/>
+                <w:color w:val="0F6E6E"/>
+                <w:sz w:val="18"/>
+                <w:szCs w:val="18"/>
+              </w:rPr>
+              <w:t xml:space="preserve">DRAFTED — Vol. 3</w:t>
+            </w:r>
+          </w:p>
+        </w:tc>
+        <w:tc>
+          <w:tcPr>
+            <w:tcW w:type="dxa" w:w="2200"/>
+            <w:shd w:fill="E4F5EF" w:val="clear"/>
+            <w:tcMar>
+              <w:top w:type="dxa" w:w="60"/>
+              <w:left w:type="dxa" w:w="100"/>
+              <w:bottom w:type="dxa" w:w="60"/>
+              <w:right w:type="dxa" w:w="100"/>
+            </w:tcMar>
+          </w:tcPr>
+          <w:p>
+            <w:r>
+              <w:rPr>
+                <w:b w:val="false"/>
+                <w:bCs w:val="false"/>
+                <w:i w:val="false"/>
+                <w:iCs w:val="false"/>
+                <w:color w:val="1A1A1A"/>
+                <w:sz w:val="18"/>
+                <w:szCs w:val="18"/>
+              </w:rPr>
+              <w:t>Vol. 3, Ch. 12</w:t>
+            </w:r>
+          </w:p>
+        </w:tc>
+        <w:tc>
+          <w:tcPr>
+            <w:tcW w:type="dxa" w:w="3200"/>
+            <w:shd w:fill="E4F5EF" w:val="clear"/>
+            <w:tcMar>
+              <w:top w:type="dxa" w:w="60"/>
+              <w:left w:type="dxa" w:w="100"/>
+              <w:bottom w:type="dxa" w:w="60"/>
+              <w:right w:type="dxa" w:w="100"/>
+            </w:tcMar>
+          </w:tcPr>
+          <w:p>
+            <w:r>
+              <w:rPr>
+                <w:b w:val="false"/>
+                <w:bCs w:val="false"/>
+                <w:i/>
+                <w:iCs/>
+                <w:color w:val="6B6B6B"/>
+                <w:sz w:val="18"/>
+                <w:szCs w:val="18"/>
+              </w:rPr>
+              <w:t>Part IV: Reflections on Physics Itself — drafted; a duplicated chaos explanation reworded as a callback to Ch. 7; renumbered from Ch. 15 on 2026-10-01; deepened in second pass 2026-10-01</w:t>
+            </w:r>
+          </w:p>
+        </w:tc>
+      </w:tr>
+      <w:tr>
+        <w:tc>
+          <w:tcPr>
+            <w:tcW w:type="dxa" w:w="900"/>
+            <w:shd w:fill="E4F5EF" w:val="clear"/>
+            <w:tcMar>
+              <w:top w:type="dxa" w:w="60"/>
+              <w:left w:type="dxa" w:w="100"/>
+              <w:bottom w:type="dxa" w:w="60"/>
+              <w:right w:type="dxa" w:w="100"/>
+            </w:tcMar>
+          </w:tcPr>
+          <w:p>
+            <w:r>
+              <w:rPr>
+                <w:b w:val="false"/>
+                <w:bCs w:val="false"/>
+                <w:i w:val="false"/>
+                <w:iCs w:val="false"/>
+                <w:color w:val="1A1A1A"/>
+                <w:sz w:val="18"/>
+                <w:szCs w:val="18"/>
+              </w:rPr>
+              <w:t xml:space="preserve">22</w:t>
+            </w:r>
+          </w:p>
+        </w:tc>
+        <w:tc>
+          <w:tcPr>
+            <w:tcW w:type="dxa" w:w="3600"/>
+            <w:shd w:fill="E4F5EF" w:val="clear"/>
+            <w:tcMar>
+              <w:top w:type="dxa" w:w="60"/>
+              <w:left w:type="dxa" w:w="100"/>
+              <w:bottom w:type="dxa" w:w="60"/>
+              <w:right w:type="dxa" w:w="100"/>
+            </w:tcMar>
+          </w:tcPr>
+          <w:p>
+            <w:r>
+              <w:rPr>
+                <w:b/>
+                <w:bCs/>
+                <w:i w:val="false"/>
+                <w:iCs w:val="false"/>
+                <w:color w:val="1A1A1A"/>
+                <w:sz w:val="18"/>
+                <w:szCs w:val="18"/>
+              </w:rPr>
+              <w:t xml:space="preserve">Analogy and the Discovery of Physics (Funny)</w:t>
+            </w:r>
+          </w:p>
+        </w:tc>
+        <w:tc>
+          <w:tcPr>
+            <w:tcW w:type="dxa" w:w="1500"/>
+            <w:shd w:fill="E4F5EF" w:val="clear"/>
+            <w:tcMar>
+              <w:top w:type="dxa" w:w="60"/>
+              <w:left w:type="dxa" w:w="100"/>
+              <w:bottom w:type="dxa" w:w="60"/>
+              <w:right w:type="dxa" w:w="100"/>
+            </w:tcMar>
+          </w:tcPr>
+          <w:p>
+            <w:r>
+              <w:rPr>
+                <w:b/>
+                <w:bCs/>
+                <w:i w:val="false"/>
+                <w:iCs w:val="false"/>
+                <w:color w:val="0F6E6E"/>
+                <w:sz w:val="18"/>
+                <w:szCs w:val="18"/>
+              </w:rPr>
+              <w:t xml:space="preserve">DRAFTED — Vol. 3</w:t>
+            </w:r>
+          </w:p>
+        </w:tc>
+        <w:tc>
+          <w:tcPr>
+            <w:tcW w:type="dxa" w:w="2200"/>
+            <w:shd w:fill="E4F5EF" w:val="clear"/>
+            <w:tcMar>
+              <w:top w:type="dxa" w:w="60"/>
+              <w:left w:type="dxa" w:w="100"/>
+              <w:bottom w:type="dxa" w:w="60"/>
+              <w:right w:type="dxa" w:w="100"/>
+            </w:tcMar>
+          </w:tcPr>
+          <w:p>
+            <w:r>
+              <w:rPr>
+                <w:b w:val="false"/>
+                <w:bCs w:val="false"/>
+                <w:i w:val="false"/>
+                <w:iCs w:val="false"/>
+                <w:color w:val="1A1A1A"/>
+                <w:sz w:val="18"/>
+                <w:szCs w:val="18"/>
+              </w:rPr>
+              <w:t>Vol. 3, Ch. 13</w:t>
+            </w:r>
+          </w:p>
+        </w:tc>
+        <w:tc>
+          <w:tcPr>
+            <w:tcW w:type="dxa" w:w="3200"/>
+            <w:shd w:fill="E4F5EF" w:val="clear"/>
+            <w:tcMar>
+              <w:top w:type="dxa" w:w="60"/>
+              <w:left w:type="dxa" w:w="100"/>
+              <w:bottom w:type="dxa" w:w="60"/>
+              <w:right w:type="dxa" w:w="100"/>
+            </w:tcMar>
+          </w:tcPr>
+          <w:p>
+            <w:r>
+              <w:rPr>
+                <w:b w:val="false"/>
+                <w:bCs w:val="false"/>
+                <w:i/>
+                <w:iCs/>
+                <w:color w:val="6B6B6B"/>
+                <w:sz w:val="18"/>
+                <w:szCs w:val="18"/>
+              </w:rPr>
+              <w:t>Part IV: Reflections on Physics Itself — drafted; renumbered from Ch. 16 on 2026-10-01; deepened in second pass 2026-10-01</w:t>
+            </w:r>
+          </w:p>
+        </w:tc>
+      </w:tr>
+      <w:tr>
+        <w:tc>
+          <w:tcPr>
+            <w:tcW w:type="dxa" w:w="900"/>
+            <w:shd w:fill="E4F5EF" w:val="clear"/>
+            <w:tcMar>
+              <w:top w:type="dxa" w:w="60"/>
+              <w:left w:type="dxa" w:w="100"/>
+              <w:bottom w:type="dxa" w:w="60"/>
+              <w:right w:type="dxa" w:w="100"/>
+            </w:tcMar>
+          </w:tcPr>
+          <w:p>
+            <w:r>
+              <w:rPr>
+                <w:b w:val="false"/>
+                <w:bCs w:val="false"/>
+                <w:i w:val="false"/>
+                <w:iCs w:val="false"/>
+                <w:color w:val="1A1A1A"/>
+                <w:sz w:val="18"/>
+                <w:szCs w:val="18"/>
+              </w:rPr>
+              <w:t xml:space="preserve">20</w:t>
+            </w:r>
+          </w:p>
+        </w:tc>
+        <w:tc>
+          <w:tcPr>
+            <w:tcW w:type="dxa" w:w="3600"/>
+            <w:shd w:fill="E4F5EF" w:val="clear"/>
+            <w:tcMar>
+              <w:top w:type="dxa" w:w="60"/>
+              <w:left w:type="dxa" w:w="100"/>
+              <w:bottom w:type="dxa" w:w="60"/>
+              <w:right w:type="dxa" w:w="100"/>
+            </w:tcMar>
+          </w:tcPr>
+          <w:p>
+            <w:r>
+              <w:rPr>
+                <w:b/>
+                <w:bCs/>
+                <w:i w:val="false"/>
+                <w:iCs w:val="false"/>
+                <w:color w:val="1A1A1A"/>
+                <w:sz w:val="18"/>
+                <w:szCs w:val="18"/>
+              </w:rPr>
+              <w:t xml:space="preserve">Physics, Self-Reference, and the Strange Loop (Funny)</w:t>
+            </w:r>
+          </w:p>
+        </w:tc>
+        <w:tc>
+          <w:tcPr>
+            <w:tcW w:type="dxa" w:w="1500"/>
+            <w:shd w:fill="E4F5EF" w:val="clear"/>
+            <w:tcMar>
+              <w:top w:type="dxa" w:w="60"/>
+              <w:left w:type="dxa" w:w="100"/>
+              <w:bottom w:type="dxa" w:w="60"/>
+              <w:right w:type="dxa" w:w="100"/>
+            </w:tcMar>
+          </w:tcPr>
+          <w:p>
+            <w:r>
+              <w:rPr>
+                <w:b/>
+                <w:bCs/>
+                <w:i w:val="false"/>
+                <w:iCs w:val="false"/>
+                <w:color w:val="0F6E6E"/>
+                <w:sz w:val="18"/>
+                <w:szCs w:val="18"/>
+              </w:rPr>
+              <w:t xml:space="preserve">DRAFTED — Vol. 3</w:t>
+            </w:r>
+          </w:p>
+        </w:tc>
+        <w:tc>
+          <w:tcPr>
+            <w:tcW w:type="dxa" w:w="2200"/>
+            <w:shd w:fill="E4F5EF" w:val="clear"/>
+            <w:tcMar>
+              <w:top w:type="dxa" w:w="60"/>
+              <w:left w:type="dxa" w:w="100"/>
+              <w:bottom w:type="dxa" w:w="60"/>
+              <w:right w:type="dxa" w:w="100"/>
+            </w:tcMar>
+          </w:tcPr>
+          <w:p>
+            <w:r>
+              <w:rPr>
+                <w:b w:val="false"/>
+                <w:bCs w:val="false"/>
+                <w:i w:val="false"/>
+                <w:iCs w:val="false"/>
+                <w:color w:val="1A1A1A"/>
+                <w:sz w:val="18"/>
+                <w:szCs w:val="18"/>
+              </w:rPr>
+              <w:t>Vol. 3, Ch. 14</w:t>
+            </w:r>
+          </w:p>
+        </w:tc>
+        <w:tc>
+          <w:tcPr>
+            <w:tcW w:type="dxa" w:w="3200"/>
+            <w:shd w:fill="E4F5EF" w:val="clear"/>
+            <w:tcMar>
+              <w:top w:type="dxa" w:w="60"/>
+              <w:left w:type="dxa" w:w="100"/>
+              <w:bottom w:type="dxa" w:w="60"/>
+              <w:right w:type="dxa" w:w="100"/>
+            </w:tcMar>
+          </w:tcPr>
+          <w:p>
+            <w:r>
+              <w:rPr>
+                <w:b w:val="false"/>
+                <w:bCs w:val="false"/>
+                <w:i/>
+                <w:iCs/>
+                <w:color w:val="6B6B6B"/>
+                <w:sz w:val="18"/>
+                <w:szCs w:val="18"/>
+              </w:rPr>
+              <w:t>Part IV closer — drafted; self-reference as the book's final note; renumbered from Ch. 17 on 2026-10-01; deepened in second pass 2026-10-01</w:t>
+            </w:r>
+          </w:p>
+        </w:tc>
+      </w:tr>
+      <w:tr>
+        <w:tc>
+          <w:tcPr>
+            <w:tcW w:type="dxa" w:w="900"/>
+            <w:shd w:fill="FDF2E9" w:val="clear"/>
+            <w:tcMar>
+              <w:top w:type="dxa" w:w="60"/>
+              <w:left w:type="dxa" w:w="100"/>
+              <w:bottom w:type="dxa" w:w="60"/>
+              <w:right w:type="dxa" w:w="100"/>
+            </w:tcMar>
+          </w:tcPr>
+          <w:p>
+            <w:r>
+              <w:rPr>
+                <w:b w:val="false"/>
+                <w:bCs w:val="false"/>
+                <w:i w:val="false"/>
+                <w:iCs w:val="false"/>
+                <w:color w:val="1A1A1A"/>
+                <w:sz w:val="18"/>
+                <w:szCs w:val="18"/>
+              </w:rPr>
+              <w:t xml:space="preserve">39</w:t>
+            </w:r>
+          </w:p>
+        </w:tc>
+        <w:tc>
+          <w:tcPr>
+            <w:tcW w:type="dxa" w:w="3600"/>
+            <w:shd w:fill="FDF2E9" w:val="clear"/>
+            <w:tcMar>
+              <w:top w:type="dxa" w:w="60"/>
+              <w:left w:type="dxa" w:w="100"/>
+              <w:bottom w:type="dxa" w:w="60"/>
+              <w:right w:type="dxa" w:w="100"/>
+            </w:tcMar>
+          </w:tcPr>
+          <w:p>
+            <w:r>
+              <w:rPr>
+                <w:b w:val="false"/>
+                <w:bCs w:val="false"/>
+                <w:i w:val="false"/>
+                <w:iCs w:val="false"/>
+                <w:color w:val="1A1A1A"/>
+                <w:sz w:val="18"/>
+                <w:szCs w:val="18"/>
+              </w:rPr>
+              <w:t xml:space="preserve">Optics — The Universe Can Fool Your Eyes</w:t>
+            </w:r>
+          </w:p>
+        </w:tc>
+        <w:tc>
+          <w:tcPr>
+            <w:tcW w:type="dxa" w:w="1500"/>
+            <w:shd w:fill="FDF2E9" w:val="clear"/>
+            <w:tcMar>
+              <w:top w:type="dxa" w:w="60"/>
+              <w:left w:type="dxa" w:w="100"/>
+              <w:bottom w:type="dxa" w:w="60"/>
+              <w:right w:type="dxa" w:w="100"/>
+            </w:tcMar>
+          </w:tcPr>
+          <w:p>
+            <w:r>
+              <w:rPr>
+                <w:b/>
+                <w:bCs/>
+                <w:i w:val="false"/>
+                <w:iCs w:val="false"/>
+                <w:color w:val="B45309"/>
+                <w:sz w:val="18"/>
+                <w:szCs w:val="18"/>
+              </w:rPr>
+              <w:t>WRITTEN — standalone</w:t>
+            </w:r>
+          </w:p>
+        </w:tc>
+        <w:tc>
+          <w:tcPr>
+            <w:tcW w:type="dxa" w:w="2200"/>
+            <w:shd w:fill="FDF2E9" w:val="clear"/>
+            <w:tcMar>
+              <w:top w:type="dxa" w:w="60"/>
+              <w:left w:type="dxa" w:w="100"/>
+              <w:bottom w:type="dxa" w:w="60"/>
+              <w:right w:type="dxa" w:w="100"/>
+            </w:tcMar>
+          </w:tcPr>
+          <w:p>
+            <w:r>
+              <w:rPr>
+                <w:b w:val="false"/>
+                <w:bCs w:val="false"/>
+                <w:i w:val="false"/>
+                <w:iCs w:val="false"/>
+                <w:color w:val="1A1A1A"/>
+                <w:sz w:val="18"/>
+                <w:szCs w:val="18"/>
+              </w:rPr>
+              <w:t>Volume overview, 39 - Optics (complete chapter, ~3,000 words)</w:t>
+            </w:r>
+          </w:p>
+        </w:tc>
+        <w:tc>
+          <w:tcPr>
+            <w:tcW w:type="dxa" w:w="3200"/>
+            <w:shd w:fill="FDF2E9" w:val="clear"/>
+            <w:tcMar>
+              <w:top w:type="dxa" w:w="60"/>
+              <w:left w:type="dxa" w:w="100"/>
+              <w:bottom w:type="dxa" w:w="60"/>
+              <w:right w:type="dxa" w:w="100"/>
+            </w:tcMar>
+          </w:tcPr>
+          <w:p>
+            <w:r>
+              <w:rPr>
+                <w:b w:val="false"/>
+                <w:bCs w:val="false"/>
+                <w:i/>
+                <w:iCs/>
+                <w:color w:val="6B6B6B"/>
+                <w:sz w:val="18"/>
+                <w:szCs w:val="18"/>
+              </w:rPr>
+              <w:t>written 2026-10-01; ready to slot into Vol. 1 after Ch. 11 Light; not yet inserted into the KDP-ready Vol. 1 files</w:t>
             </w:r>
           </w:p>
         </w:tc>
@@ -7929,12 +8741,12 @@
     </w:p>
     <w:p>
       <w:r>
-        <w:t xml:space="preserve">• Part III — On the Frontier, speculative (Ch. 9–14): String Theory and M-Theory, then the four-chapter tangles/knots/geometry cluster (#40–#43), closing with “How Do You Know When a Crazy Idea Is Science?” as a reflection on the speculative material just presented.</w:t>
+        <w:t>• Part III — On the Frontier, speculative (Ch. 9–11): String Theory and M-Theory, then one merged chapter on strands, knots and one-rule theories (#40–#43, merged 2026-10-01), closing with “How Do You Know When a Crazy Idea Is Science?” as a reflection on the speculative material just presented.</w:t>
       </w:r>
     </w:p>
     <w:p>
       <w:r>
-        <w:t xml:space="preserve">• Part IV — Reflections on Physics Itself (Ch. 15–17): the three “Funny” essays — Patterns/Emergence, Analogy and Discovery, and Physics/Self-Reference/Strange Loop closing the book on a reflective note, mirroring how The Quantum World used its own appendices.</w:t>
+        <w:t>• Part IV — Reflections on Physics Itself (Ch. 12–14): the three “Funny” essays — Patterns/Emergence, Analogy and Discovery, and Physics/Self-Reference/Strange Loop closing the book on a reflective note, mirroring how The Quantum World used its own appendices.</w:t>
       </w:r>
     </w:p>
     <w:p>

--- a/Science Books/Physics/Volume overview/SERIES PLAN - STATUS.docx
+++ b/Science Books/Physics/Volume overview/SERIES PLAN - STATUS.docx
@@ -7,7 +7,7 @@
         <w:pStyle w:val="Title"/>
       </w:pPr>
       <w:r>
-        <w:t xml:space="preserve">Science for Everyone — Physics Series</w:t>
+        <w:t xml:space="preserve">Physics, Actually — Series Plan</w:t>
       </w:r>
     </w:p>
     <w:p>
@@ -49,7 +49,7 @@
     </w:p>
     <w:p>
       <w:r>
-        <w:t>• UPDATED 2026-10-01: Physics Vol. 2 expanded from 32,440 to ~44,900 words. Two new chapters (Ch. 10 Black Holes — Where Gravity Wins; Ch. 11 The Edges of Spacetime), Quantum Gravity and Wormholes renumbered to Ch. 12–13, Ch. 1/2/3/9 expanded, back matter extended (glossary, equations, exercises, further reading, bibliography with MTW, Wald, Hartle, Schutz, Carroll, Poisson &amp; Will). The table below now lists the actual 13-chapter order. Vol. 2 Ch. 7 overlap RESOLVED: its second half, which repeated Vol. 3 Ch. 1–2, was rewritten around the gravity and cosmology side (Big Bang nucleosynthesis, deuterium, neutrino counting, stellar structure, the first stars, supernovae) with a pointer to Vol. 3 for nuclear details; now “The First Three Minutes — How the Elements Were Made”, ~45,400 words total.</w:t>
+        <w:t xml:space="preserve">• UPDATED 2026-10-01: Physics Vol. 2 expanded from 32,440 to ~45,400 words. Two new chapters (Ch. 10 Black Holes — Where Gravity Wins; Ch. 11 The Edges of Spacetime), Quantum Gravity and Wormholes renumbered to Ch. 12–13, Ch. 1/2/3/9 expanded, back matter extended (glossary, equations, exercises, further reading, bibliography with MTW, Wald, Hartle, Schutz, Carroll, Poisson &amp; Will). The table below now lists the actual 13-chapter order. Vol. 2 Ch. 7 overlap RESOLVED: its second half, which repeated Vol. 3 Ch. 1–2, was rewritten around the gravity and cosmology side (Big Bang nucleosynthesis, deuterium, neutrino counting, stellar structure, the first stars, supernovae) with a pointer to Vol. 3 for nuclear details; now “The First Three Minutes — How the Elements Were Made”, ~45,400 words total.</w:t>
       </w:r>
     </w:p>
     <w:p>

--- a/Science Books/Physics/Volume overview/SERIES PLAN - STATUS.docx
+++ b/Science Books/Physics/Volume overview/SERIES PLAN - STATUS.docx
@@ -30,7 +30,7 @@
           <w:sz w:val="20"/>
           <w:szCs w:val="20"/>
         </w:rPr>
-        <w:t>Reflects the actual contents of four current manuscripts — Physics Vol. 1 (19 chapters + Prologue, complete), Physics Vol. 2 (13 chapters + Prologue, Epilogue, Appendix, and back matter, ~45,400 words — text complete; opener art still needed for Ch. 10–11), The Quantum World (10 chapters + Prologue, Epilogue, and two appendices, finished), and Physics Vol. 3 (14 chapters + Prologue, Epilogue, Appendix, Further Reading, and Bibliography, ~31,500 words — text complete, chapter illustrations still placeholders). Of the 52 chapters in the original series plan, 21 are done inside Vol. 1/Vol. 2, 13 were done as part of The Quantum World instead, 17 are done as part of Vol. 3, and 1 (Optics, #39) is now written as a complete standalone chapter in the Volume overview folder but not yet placed in a volume. On top of that, 6 chapters were written that were never part of the original plan at all (marked "New" below).</w:t>
+        <w:t xml:space="preserve">Reflects the actual contents of four current manuscripts — Physics Vol. 1 (20 chapters + Prologue, complete; Optics added as Ch. 12 on 2026-10-01), Physics Vol. 2 (13 chapters + Prologue, Epilogue, Appendix, and back matter, ~45,400 words — text complete; opener art still needed for Ch. 10–11), The Quantum World (10 chapters + Prologue, Epilogue, and two appendices, finished), and Physics Vol. 3 (14 chapters + Prologue, Epilogue, Appendix, Further Reading, and Bibliography, ~31,500 words — text complete, chapter illustrations still placeholders). Of the 52 chapters in the original series plan, 22 are done inside Vol. 1/Vol. 2, 13 were done as part of The Quantum World instead, 17 are done as part of Vol. 3. The 22 include Optics (#39), now Vol. 1, Ch. 12. On top of that, 6 chapters were written that were never part of the original plan at all (marked "New" below).</w:t>
       </w:r>
     </w:p>
     <w:p>
@@ -64,7 +64,7 @@
     </w:p>
     <w:p>
       <w:r>
-        <w:t>• UPDATED 2026-10-01 — Volume overview source drafts under 1,000 words: these files are the per-plan-item source drafts that fed Vols. 1–3 and The Quantum World, not a separate book. #28, #29, #30, #31, #33, #34, #40–#44 duplicate finished chapters, so each got a red “STATUS — MERGED” note naming the finished chapter and was otherwise left unchanged; nothing was written twice. #39 Optics, the only one with no finished counterpart, was written out as a complete ~3,000-word chapter (refraction and Snell’s law worked, total internal reflection and fiber optics, mirages, rainbows, blue sky, interference with a home experiment, the diffraction limit, the eye, polarization, lasers, further reading with ISBNs). It is ready to slot into Vol. 1 after Ch. 11 Light but was not inserted into the KDP-ready Vol. 1 files.</w:t>
+        <w:t xml:space="preserve">• UPDATED 2026-10-01 — Volume overview source drafts under 1,000 words: these files are the per-plan-item source drafts that fed Vols. 1–3 and The Quantum World, not a separate book. #28, #29, #30, #31, #33, #34, #40–#44 duplicate finished chapters, so each got a red “STATUS — MERGED” note naming the finished chapter and was otherwise left unchanged; nothing was written twice. #39 Optics, the only one with no finished counterpart, was written out as a complete ~3,000-word chapter (refraction and Snell’s law worked, total internal reflection and fiber optics, mirages, rainbows, blue sky, interference with a home experiment, the diffraction limit, the eye, polarization, lasers, further reading with ISBNs). On 2026-10-01 an everyday-voice adaptation (light on maths, Further Reading dropped to match Vol. 1) was spliced into both Vol. 1 KDP files as Ch. 12, after Ch. 11 Light; former Ch. 12–19 are now Ch. 13–20.</w:t>
       </w:r>
     </w:p>
     <w:p>
@@ -1921,7 +1921,7 @@
                 <w:sz w:val="18"/>
                 <w:szCs w:val="18"/>
               </w:rPr>
-              <w:t xml:space="preserve">Vol. 1, Ch. 12</w:t>
+              <w:t xml:space="preserve">Vol. 1, Ch. 13</w:t>
             </w:r>
           </w:p>
         </w:tc>
@@ -2053,7 +2053,7 @@
                 <w:sz w:val="18"/>
                 <w:szCs w:val="18"/>
               </w:rPr>
-              <w:t xml:space="preserve">Vol. 1, Ch. 13</w:t>
+              <w:t xml:space="preserve">Vol. 1, Ch. 14</w:t>
             </w:r>
           </w:p>
         </w:tc>
@@ -2185,7 +2185,7 @@
                 <w:sz w:val="18"/>
                 <w:szCs w:val="18"/>
               </w:rPr>
-              <w:t xml:space="preserve">Vol. 1, Ch. 14</w:t>
+              <w:t xml:space="preserve">Vol. 1, Ch. 15</w:t>
             </w:r>
           </w:p>
         </w:tc>
@@ -2317,7 +2317,7 @@
                 <w:sz w:val="18"/>
                 <w:szCs w:val="18"/>
               </w:rPr>
-              <w:t xml:space="preserve">Vol. 1, Ch. 15</w:t>
+              <w:t xml:space="preserve">Vol. 1, Ch. 16</w:t>
             </w:r>
           </w:p>
         </w:tc>
@@ -2449,7 +2449,7 @@
                 <w:sz w:val="18"/>
                 <w:szCs w:val="18"/>
               </w:rPr>
-              <w:t xml:space="preserve">Vol. 1, Ch. 16</w:t>
+              <w:t xml:space="preserve">Vol. 1, Ch. 17</w:t>
             </w:r>
           </w:p>
         </w:tc>
@@ -2581,7 +2581,7 @@
                 <w:sz w:val="18"/>
                 <w:szCs w:val="18"/>
               </w:rPr>
-              <w:t xml:space="preserve">Vol. 1, Ch. 17</w:t>
+              <w:t xml:space="preserve">Vol. 1, Ch. 18</w:t>
             </w:r>
           </w:p>
         </w:tc>
@@ -2713,7 +2713,7 @@
                 <w:sz w:val="18"/>
                 <w:szCs w:val="18"/>
               </w:rPr>
-              <w:t xml:space="preserve">Vol. 1, Ch. 18</w:t>
+              <w:t xml:space="preserve">Vol. 1, Ch. 19</w:t>
             </w:r>
           </w:p>
         </w:tc>
@@ -2845,7 +2845,7 @@
                 <w:sz w:val="18"/>
                 <w:szCs w:val="18"/>
               </w:rPr>
-              <w:t xml:space="preserve">Vol. 1, Ch. 19</w:t>
+              <w:t xml:space="preserve">Vol. 1, Ch. 20</w:t>
             </w:r>
           </w:p>
         </w:tc>
@@ -8627,7 +8627,7 @@
                 <w:sz w:val="18"/>
                 <w:szCs w:val="18"/>
               </w:rPr>
-              <w:t>WRITTEN — standalone</w:t>
+              <w:t xml:space="preserve">DONE</w:t>
             </w:r>
           </w:p>
         </w:tc>
@@ -8653,7 +8653,7 @@
                 <w:sz w:val="18"/>
                 <w:szCs w:val="18"/>
               </w:rPr>
-              <w:t>Volume overview, 39 - Optics (complete chapter, ~3,000 words)</w:t>
+              <w:t xml:space="preserve">Vol. 1, Ch. 12</w:t>
             </w:r>
           </w:p>
         </w:tc>
@@ -8679,7 +8679,7 @@
                 <w:sz w:val="18"/>
                 <w:szCs w:val="18"/>
               </w:rPr>
-              <w:t>written 2026-10-01; ready to slot into Vol. 1 after Ch. 11 Light; not yet inserted into the KDP-ready Vol. 1 files</w:t>
+              <w:t xml:space="preserve">written 2026-10-01; adapted and spliced into Vol. 1 after Ch. 11 Light on 2026-10-01 (source draft kept in Volume overview)</w:t>
             </w:r>
           </w:p>
         </w:tc>
@@ -8751,7 +8751,7 @@
     </w:p>
     <w:p>
       <w:r>
-        <w:t xml:space="preserve">• Optics (#39) is NOT included in Vol. 3 — classical wave optics doesn’t fit a particle-physics/complexity/speculative arc. Recommended instead as a companion chapter to Vol. 1’s existing Light chapter (Ch. 11).</w:t>
+        <w:t xml:space="preserve">• Optics (#39) is NOT included in Vol. 3 — classical wave optics doesn’t fit a particle-physics/complexity/speculative arc. Placed in Vol. 1 as Ch. 12, right after the Light chapter (Ch. 11).</w:t>
       </w:r>
     </w:p>
     <w:p>

--- a/Science Books/Physics/Volume overview/SERIES PLAN - STATUS.docx
+++ b/Science Books/Physics/Volume overview/SERIES PLAN - STATUS.docx
@@ -59,7 +59,7 @@
     </w:p>
     <w:p>
       <w:r>
-        <w:t>• RESOLVED 2026-10-01 — “Volume 4”: Vol. 1 and Vol. 2 listed a “Volume 4 — Quantum Technology and the Frontiers of Physics” that never existed in this plan. The quantum items that would have made it up (#12–#14a, #16, #17, #24–#26, #28, Epilogue, Appendices) were spun off into The Quantum World, which is published as its own Science for Everyone book. Decision: the Physics series has three numbered volumes, and The Quantum World is its companion book (no Volume 4). Vol. 2’s “Also in This Series” now lists “Companion book — The Quantum World: quantum mechanics, entanglement, and quantum technology” with an Amazon search link in place of Volume 4. Vol. 1’s KDP files were not changed (see open items there).</w:t>
+        <w:t>• RESOLVED 2026-10-01 — “Volume 4”: Vol. 1 and Vol. 2 listed a “Volume 4 — Quantum Technology and the Frontiers of Physics” that never existed in this plan. The quantum items that would have made it up (#12–#14a, #16, #17, #24–#26, #28, Epilogue, Appendices) were spun off into The Quantum World, which is published as its own Physics, Actually book. Decision: the Physics series has three numbered volumes, and The Quantum World is its companion book (no Volume 4). Vol. 2’s “Also in This Series” now lists “Companion book — The Quantum World: quantum mechanics, entanglement, and quantum technology” with an Amazon search link in place of Volume 4. Vol. 1’s KDP files were not changed (see open items there).</w:t>
       </w:r>
     </w:p>
     <w:p>
@@ -69,7 +69,7 @@
     </w:p>
     <w:p>
       <w:r>
-        <w:t xml:space="preserve">• The “longer draft” flagged previously (Science_for_Everyone_Physics_Volume_2_COMPLETE.docx, 25 chapters) is not a further-along Volume 2 — it was an intermediate stage. That whole folder tree (“Science for Everyone - SERIES”) has since been reorganized into “Science Books,” and its quantum-mechanics chapters were split out into their own finished book, The Quantum World, at D:\My Books for Amazon\Science Books\The Quantum World\The_Quantum_World__FINAL.docx (cover art, KDP description, and 16 illustrations already in place).</w:t>
+        <w:t xml:space="preserve">• The “longer draft” flagged previously (Science_for_Everyone_Physics_Volume_2_COMPLETE.docx, 25 chapters) is not a further-along Volume 2 — it was an intermediate stage. That whole folder tree (“Physics, Actually - SERIES”) has since been reorganized into “Science Books,” and its quantum-mechanics chapters were split out into their own finished book, The Quantum World, at D:\My Books for Amazon\Science Books\The Quantum World\The_Quantum_World__FINAL.docx (cover art, KDP description, and 16 illustrations already in place).</w:t>
       </w:r>
     </w:p>
     <w:p>
